--- a/SEM 7/SAD/Documentation/SADEXP8.docx
+++ b/SEM 7/SAD/Documentation/SADEXP8.docx
@@ -4,16 +4,2079 @@
   <w:body>
     <w:p>
       <w:pPr>
-        <w:pStyle w:val="Text"/>
-      </w:pPr>
+        <w:pStyle w:val="Heading"/>
+      </w:pPr>
+      <w:r>
+        <w:t xml:space="preserve">Aim: </w:t>
+      </w:r>
+      <w:r>
+        <w:t>To understand burp proxy to test web</w:t>
+      </w:r>
+      <w:r>
+        <w:t xml:space="preserve"> </w:t>
+      </w:r>
+      <w:r>
+        <w:t>application</w:t>
+      </w:r>
+    </w:p>
+    <w:p>
+      <w:pPr>
+        <w:pStyle w:val="Seperator"/>
+      </w:pPr>
+    </w:p>
+    <w:p>
+      <w:pPr>
+        <w:pStyle w:val="Seperator"/>
+      </w:pPr>
+      <w:r>
+        <w:rPr>
+          <w:noProof/>
+        </w:rPr>
+        <w:drawing>
+          <wp:anchor distT="0" distB="0" distL="114300" distR="114300" simplePos="0" relativeHeight="251658240" behindDoc="0" locked="0" layoutInCell="1" allowOverlap="1" wp14:anchorId="2DA7DD76" wp14:editId="145B7695">
+            <wp:simplePos x="0" y="0"/>
+            <wp:positionH relativeFrom="margin">
+              <wp:align>right</wp:align>
+            </wp:positionH>
+            <wp:positionV relativeFrom="paragraph">
+              <wp:posOffset>4673</wp:posOffset>
+            </wp:positionV>
+            <wp:extent cx="3060000" cy="2366743"/>
+            <wp:effectExtent l="0" t="0" r="7620" b="0"/>
+            <wp:wrapSquare wrapText="bothSides"/>
+            <wp:docPr id="20" name="Picture 20"/>
+            <wp:cNvGraphicFramePr>
+              <a:graphicFrameLocks xmlns:a="http://schemas.openxmlformats.org/drawingml/2006/main" noChangeAspect="1"/>
+            </wp:cNvGraphicFramePr>
+            <a:graphic xmlns:a="http://schemas.openxmlformats.org/drawingml/2006/main">
+              <a:graphicData uri="http://schemas.openxmlformats.org/drawingml/2006/picture">
+                <pic:pic xmlns:pic="http://schemas.openxmlformats.org/drawingml/2006/picture">
+                  <pic:nvPicPr>
+                    <pic:cNvPr id="20" name="Picture 20"/>
+                    <pic:cNvPicPr/>
+                  </pic:nvPicPr>
+                  <pic:blipFill>
+                    <a:blip r:embed="rId9">
+                      <a:extLst>
+                        <a:ext uri="{28A0092B-C50C-407E-A947-70E740481C1C}">
+                          <a14:useLocalDpi xmlns:a14="http://schemas.microsoft.com/office/drawing/2010/main" val="0"/>
+                        </a:ext>
+                      </a:extLst>
+                    </a:blip>
+                    <a:stretch>
+                      <a:fillRect/>
+                    </a:stretch>
+                  </pic:blipFill>
+                  <pic:spPr>
+                    <a:xfrm>
+                      <a:off x="0" y="0"/>
+                      <a:ext cx="3060000" cy="2366743"/>
+                    </a:xfrm>
+                    <a:prstGeom prst="rect">
+                      <a:avLst/>
+                    </a:prstGeom>
+                  </pic:spPr>
+                </pic:pic>
+              </a:graphicData>
+            </a:graphic>
+          </wp:anchor>
+        </w:drawing>
+      </w:r>
+    </w:p>
+    <w:p>
+      <w:pPr>
+        <w:pStyle w:val="Text"/>
+      </w:pPr>
+      <w:r>
+        <w:t>Burp Proxy acts as a man-in-the-middle (MITM) proxy between the client (browser) and the web server.</w:t>
+      </w:r>
+    </w:p>
+    <w:p>
+      <w:pPr>
+        <w:pStyle w:val="Text"/>
+      </w:pPr>
+      <w:r>
+        <w:t>It intercepts all HTTP/HTTPS requests and responses, allowing the tester to pause, inspect, and modify traffic in transit.</w:t>
+      </w:r>
+    </w:p>
+    <w:p>
+      <w:pPr>
+        <w:pStyle w:val="Text"/>
+      </w:pPr>
+      <w:r>
+        <w:t>This breaks the standard client-server direct communication model, enabling controlled manipulation of input/output for security evaluation.</w:t>
+      </w:r>
+    </w:p>
+    <w:p>
+      <w:pPr>
+        <w:pStyle w:val="Text"/>
+      </w:pPr>
+    </w:p>
+    <w:p>
+      <w:pPr>
+        <w:pStyle w:val="Seperator"/>
+      </w:pPr>
+    </w:p>
+    <w:tbl>
+      <w:tblPr>
+        <w:tblStyle w:val="TableGrid"/>
+        <w:tblW w:w="0" w:type="auto"/>
+        <w:tblCellMar>
+          <w:top w:w="142" w:type="dxa"/>
+          <w:left w:w="142" w:type="dxa"/>
+          <w:bottom w:w="142" w:type="dxa"/>
+          <w:right w:w="142" w:type="dxa"/>
+        </w:tblCellMar>
+        <w:tblLook w:val="04A0" w:firstRow="1" w:lastRow="0" w:firstColumn="1" w:lastColumn="0" w:noHBand="0" w:noVBand="1"/>
+      </w:tblPr>
+      <w:tblGrid>
+        <w:gridCol w:w="1325"/>
+        <w:gridCol w:w="8411"/>
+      </w:tblGrid>
+      <w:tr>
+        <w:tc>
+          <w:tcPr>
+            <w:tcW w:w="0" w:type="auto"/>
+            <w:hideMark/>
+          </w:tcPr>
+          <w:p>
+            <w:pPr>
+              <w:pStyle w:val="Heading"/>
+              <w:rPr>
+                <w:lang w:eastAsia="en-GB"/>
+              </w:rPr>
+            </w:pPr>
+            <w:r>
+              <w:rPr>
+                <w:lang w:eastAsia="en-GB"/>
+              </w:rPr>
+              <w:t>Feature</w:t>
+            </w:r>
+          </w:p>
+        </w:tc>
+        <w:tc>
+          <w:tcPr>
+            <w:tcW w:w="0" w:type="auto"/>
+            <w:hideMark/>
+          </w:tcPr>
+          <w:p>
+            <w:pPr>
+              <w:pStyle w:val="Heading"/>
+              <w:rPr>
+                <w:lang w:eastAsia="en-GB"/>
+              </w:rPr>
+            </w:pPr>
+            <w:r>
+              <w:rPr>
+                <w:lang w:eastAsia="en-GB"/>
+              </w:rPr>
+              <w:t>Description</w:t>
+            </w:r>
+          </w:p>
+        </w:tc>
+      </w:tr>
+      <w:tr>
+        <w:tc>
+          <w:tcPr>
+            <w:tcW w:w="0" w:type="auto"/>
+            <w:hideMark/>
+          </w:tcPr>
+          <w:p>
+            <w:pPr>
+              <w:pStyle w:val="Text"/>
+              <w:rPr>
+                <w:lang w:eastAsia="en-GB"/>
+              </w:rPr>
+            </w:pPr>
+            <w:r>
+              <w:rPr>
+                <w:lang w:eastAsia="en-GB"/>
+              </w:rPr>
+              <w:t>Intercept</w:t>
+            </w:r>
+          </w:p>
+        </w:tc>
+        <w:tc>
+          <w:tcPr>
+            <w:tcW w:w="0" w:type="auto"/>
+            <w:hideMark/>
+          </w:tcPr>
+          <w:p>
+            <w:pPr>
+              <w:pStyle w:val="Text"/>
+              <w:rPr>
+                <w:lang w:eastAsia="en-GB"/>
+              </w:rPr>
+            </w:pPr>
+            <w:r>
+              <w:rPr>
+                <w:lang w:eastAsia="en-GB"/>
+              </w:rPr>
+              <w:t>Pauses requests/responses before they reach their destination. Tester can edit headers, parameters, cookies, and body content.</w:t>
+            </w:r>
+          </w:p>
+        </w:tc>
+      </w:tr>
+      <w:tr>
+        <w:tc>
+          <w:tcPr>
+            <w:tcW w:w="0" w:type="auto"/>
+            <w:hideMark/>
+          </w:tcPr>
+          <w:p>
+            <w:pPr>
+              <w:pStyle w:val="Text"/>
+              <w:rPr>
+                <w:lang w:eastAsia="en-GB"/>
+              </w:rPr>
+            </w:pPr>
+            <w:r>
+              <w:rPr>
+                <w:lang w:eastAsia="en-GB"/>
+              </w:rPr>
+              <w:t>Forward</w:t>
+            </w:r>
+          </w:p>
+        </w:tc>
+        <w:tc>
+          <w:tcPr>
+            <w:tcW w:w="0" w:type="auto"/>
+            <w:hideMark/>
+          </w:tcPr>
+          <w:p>
+            <w:pPr>
+              <w:pStyle w:val="Text"/>
+              <w:rPr>
+                <w:lang w:eastAsia="en-GB"/>
+              </w:rPr>
+            </w:pPr>
+            <w:r>
+              <w:rPr>
+                <w:lang w:eastAsia="en-GB"/>
+              </w:rPr>
+              <w:t>Sends the modified or unmodified message to its intended recipient (server or browser).</w:t>
+            </w:r>
+          </w:p>
+        </w:tc>
+      </w:tr>
+      <w:tr>
+        <w:tc>
+          <w:tcPr>
+            <w:tcW w:w="0" w:type="auto"/>
+            <w:hideMark/>
+          </w:tcPr>
+          <w:p>
+            <w:pPr>
+              <w:pStyle w:val="Text"/>
+              <w:rPr>
+                <w:lang w:eastAsia="en-GB"/>
+              </w:rPr>
+            </w:pPr>
+            <w:r>
+              <w:rPr>
+                <w:lang w:eastAsia="en-GB"/>
+              </w:rPr>
+              <w:t>Drop</w:t>
+            </w:r>
+          </w:p>
+        </w:tc>
+        <w:tc>
+          <w:tcPr>
+            <w:tcW w:w="0" w:type="auto"/>
+            <w:hideMark/>
+          </w:tcPr>
+          <w:p>
+            <w:pPr>
+              <w:pStyle w:val="Text"/>
+              <w:rPr>
+                <w:lang w:eastAsia="en-GB"/>
+              </w:rPr>
+            </w:pPr>
+            <w:r>
+              <w:rPr>
+                <w:lang w:eastAsia="en-GB"/>
+              </w:rPr>
+              <w:t>Discards the intercepted message, preventing it from reaching the target.</w:t>
+            </w:r>
+          </w:p>
+        </w:tc>
+      </w:tr>
+      <w:tr>
+        <w:tc>
+          <w:tcPr>
+            <w:tcW w:w="0" w:type="auto"/>
+            <w:hideMark/>
+          </w:tcPr>
+          <w:p>
+            <w:pPr>
+              <w:pStyle w:val="Text"/>
+              <w:rPr>
+                <w:lang w:eastAsia="en-GB"/>
+              </w:rPr>
+            </w:pPr>
+            <w:r>
+              <w:rPr>
+                <w:lang w:eastAsia="en-GB"/>
+              </w:rPr>
+              <w:t>HTTP History</w:t>
+            </w:r>
+          </w:p>
+        </w:tc>
+        <w:tc>
+          <w:tcPr>
+            <w:tcW w:w="0" w:type="auto"/>
+            <w:hideMark/>
+          </w:tcPr>
+          <w:p>
+            <w:pPr>
+              <w:pStyle w:val="Text"/>
+              <w:rPr>
+                <w:lang w:eastAsia="en-GB"/>
+              </w:rPr>
+            </w:pPr>
+            <w:r>
+              <w:rPr>
+                <w:lang w:eastAsia="en-GB"/>
+              </w:rPr>
+              <w:t>Logs all proxied traffic for later review, comparison, and analysis.</w:t>
+            </w:r>
+          </w:p>
+        </w:tc>
+      </w:tr>
+      <w:tr>
+        <w:tc>
+          <w:tcPr>
+            <w:tcW w:w="0" w:type="auto"/>
+            <w:hideMark/>
+          </w:tcPr>
+          <w:p>
+            <w:pPr>
+              <w:pStyle w:val="Text"/>
+              <w:rPr>
+                <w:lang w:eastAsia="en-GB"/>
+              </w:rPr>
+            </w:pPr>
+            <w:r>
+              <w:rPr>
+                <w:lang w:eastAsia="en-GB"/>
+              </w:rPr>
+              <w:t>Repeater</w:t>
+            </w:r>
+          </w:p>
+        </w:tc>
+        <w:tc>
+          <w:tcPr>
+            <w:tcW w:w="0" w:type="auto"/>
+            <w:hideMark/>
+          </w:tcPr>
+          <w:p>
+            <w:pPr>
+              <w:pStyle w:val="Text"/>
+              <w:rPr>
+                <w:lang w:eastAsia="en-GB"/>
+              </w:rPr>
+            </w:pPr>
+            <w:r>
+              <w:rPr>
+                <w:lang w:eastAsia="en-GB"/>
+              </w:rPr>
+              <w:t>(Optional extension) Allows manual resending of requests with custom modifications for repeated testing.</w:t>
+            </w:r>
+          </w:p>
+        </w:tc>
+      </w:tr>
+    </w:tbl>
+    <w:p>
+      <w:pPr>
+        <w:pStyle w:val="Text"/>
+      </w:pPr>
+    </w:p>
+    <w:p>
+      <w:pPr>
+        <w:pStyle w:val="Seperator"/>
+        <w:jc w:val="center"/>
+      </w:pPr>
+      <w:r>
+        <w:rPr>
+          <w:noProof/>
+        </w:rPr>
+        <w:drawing>
+          <wp:inline distT="0" distB="0" distL="0" distR="0" wp14:anchorId="611ABFF8" wp14:editId="2FFB2C13">
+            <wp:extent cx="3835400" cy="2349016"/>
+            <wp:effectExtent l="0" t="0" r="0" b="0"/>
+            <wp:docPr id="21" name="Picture 21"/>
+            <wp:cNvGraphicFramePr>
+              <a:graphicFrameLocks xmlns:a="http://schemas.openxmlformats.org/drawingml/2006/main" noChangeAspect="1"/>
+            </wp:cNvGraphicFramePr>
+            <a:graphic xmlns:a="http://schemas.openxmlformats.org/drawingml/2006/main">
+              <a:graphicData uri="http://schemas.openxmlformats.org/drawingml/2006/picture">
+                <pic:pic xmlns:pic="http://schemas.openxmlformats.org/drawingml/2006/picture">
+                  <pic:nvPicPr>
+                    <pic:cNvPr id="21" name="Picture 21"/>
+                    <pic:cNvPicPr/>
+                  </pic:nvPicPr>
+                  <pic:blipFill>
+                    <a:blip r:embed="rId10">
+                      <a:extLst>
+                        <a:ext uri="{28A0092B-C50C-407E-A947-70E740481C1C}">
+                          <a14:useLocalDpi xmlns:a14="http://schemas.microsoft.com/office/drawing/2010/main" val="0"/>
+                        </a:ext>
+                      </a:extLst>
+                    </a:blip>
+                    <a:stretch>
+                      <a:fillRect/>
+                    </a:stretch>
+                  </pic:blipFill>
+                  <pic:spPr>
+                    <a:xfrm>
+                      <a:off x="0" y="0"/>
+                      <a:ext cx="3848096" cy="2356791"/>
+                    </a:xfrm>
+                    <a:prstGeom prst="rect">
+                      <a:avLst/>
+                    </a:prstGeom>
+                  </pic:spPr>
+                </pic:pic>
+              </a:graphicData>
+            </a:graphic>
+          </wp:inline>
+        </w:drawing>
+      </w:r>
+    </w:p>
+    <w:p>
+      <w:pPr>
+        <w:pStyle w:val="Heading"/>
+        <w:rPr>
+          <w:lang w:eastAsia="en-GB"/>
+        </w:rPr>
+      </w:pPr>
+      <w:r>
+        <w:rPr>
+          <w:lang w:eastAsia="en-GB"/>
+        </w:rPr>
+        <w:lastRenderedPageBreak/>
+        <w:t>Advantages of Using Burp Proxy</w:t>
+      </w:r>
+    </w:p>
+    <w:p>
+      <w:pPr>
+        <w:pStyle w:val="CList"/>
+        <w:rPr>
+          <w:lang w:eastAsia="en-GB"/>
+        </w:rPr>
+      </w:pPr>
+      <w:r>
+        <w:rPr>
+          <w:lang w:eastAsia="en-GB"/>
+        </w:rPr>
+        <w:t>Full control over request/response lifecycle</w:t>
+      </w:r>
+    </w:p>
+    <w:p>
+      <w:pPr>
+        <w:pStyle w:val="CList"/>
+        <w:rPr>
+          <w:lang w:eastAsia="en-GB"/>
+        </w:rPr>
+      </w:pPr>
+      <w:r>
+        <w:rPr>
+          <w:noProof/>
+        </w:rPr>
+        <w:drawing>
+          <wp:anchor distT="0" distB="0" distL="114300" distR="114300" simplePos="0" relativeHeight="251659264" behindDoc="0" locked="0" layoutInCell="1" allowOverlap="1" wp14:anchorId="0296D982" wp14:editId="3C8B7251">
+            <wp:simplePos x="0" y="0"/>
+            <wp:positionH relativeFrom="margin">
+              <wp:align>right</wp:align>
+            </wp:positionH>
+            <wp:positionV relativeFrom="paragraph">
+              <wp:posOffset>6350</wp:posOffset>
+            </wp:positionV>
+            <wp:extent cx="3059430" cy="2668270"/>
+            <wp:effectExtent l="0" t="0" r="7620" b="0"/>
+            <wp:wrapSquare wrapText="bothSides"/>
+            <wp:docPr id="22" name="Picture 22"/>
+            <wp:cNvGraphicFramePr>
+              <a:graphicFrameLocks xmlns:a="http://schemas.openxmlformats.org/drawingml/2006/main" noChangeAspect="1"/>
+            </wp:cNvGraphicFramePr>
+            <a:graphic xmlns:a="http://schemas.openxmlformats.org/drawingml/2006/main">
+              <a:graphicData uri="http://schemas.openxmlformats.org/drawingml/2006/picture">
+                <pic:pic xmlns:pic="http://schemas.openxmlformats.org/drawingml/2006/picture">
+                  <pic:nvPicPr>
+                    <pic:cNvPr id="22" name="Picture 22"/>
+                    <pic:cNvPicPr/>
+                  </pic:nvPicPr>
+                  <pic:blipFill>
+                    <a:blip r:embed="rId11">
+                      <a:extLst>
+                        <a:ext uri="{28A0092B-C50C-407E-A947-70E740481C1C}">
+                          <a14:useLocalDpi xmlns:a14="http://schemas.microsoft.com/office/drawing/2010/main" val="0"/>
+                        </a:ext>
+                      </a:extLst>
+                    </a:blip>
+                    <a:stretch>
+                      <a:fillRect/>
+                    </a:stretch>
+                  </pic:blipFill>
+                  <pic:spPr>
+                    <a:xfrm>
+                      <a:off x="0" y="0"/>
+                      <a:ext cx="3059430" cy="2668270"/>
+                    </a:xfrm>
+                    <a:prstGeom prst="rect">
+                      <a:avLst/>
+                    </a:prstGeom>
+                  </pic:spPr>
+                </pic:pic>
+              </a:graphicData>
+            </a:graphic>
+          </wp:anchor>
+        </w:drawing>
+      </w:r>
+      <w:r>
+        <w:rPr>
+          <w:lang w:eastAsia="en-GB"/>
+        </w:rPr>
+        <w:t>Real-time modification without re-generating traffic from the client</w:t>
+      </w:r>
+    </w:p>
+    <w:p>
+      <w:pPr>
+        <w:pStyle w:val="CList"/>
+        <w:rPr>
+          <w:lang w:eastAsia="en-GB"/>
+        </w:rPr>
+      </w:pPr>
+      <w:r>
+        <w:rPr>
+          <w:lang w:eastAsia="en-GB"/>
+        </w:rPr>
+        <w:t>Supports both HTTP and HTTPS with proper certificate setup</w:t>
+      </w:r>
+    </w:p>
+    <w:p>
+      <w:pPr>
+        <w:pStyle w:val="CList"/>
+        <w:rPr>
+          <w:lang w:eastAsia="en-GB"/>
+        </w:rPr>
+      </w:pPr>
+      <w:r>
+        <w:rPr>
+          <w:lang w:eastAsia="en-GB"/>
+        </w:rPr>
+        <w:t>Integrates with other Burp tools (Scanner, Intruder, Repeater) for advanced testing</w:t>
+      </w:r>
+    </w:p>
+    <w:p>
+      <w:pPr>
+        <w:pStyle w:val="Text"/>
+        <w:rPr>
+          <w:sz w:val="24"/>
+          <w:szCs w:val="24"/>
+          <w:lang w:eastAsia="en-GB"/>
+        </w:rPr>
+      </w:pPr>
+    </w:p>
+    <w:p>
+      <w:pPr>
+        <w:pStyle w:val="Heading"/>
+        <w:rPr>
+          <w:lang w:eastAsia="en-GB"/>
+        </w:rPr>
+      </w:pPr>
+      <w:r>
+        <w:rPr>
+          <w:lang w:eastAsia="en-GB"/>
+        </w:rPr>
+        <w:t>Limitations</w:t>
+      </w:r>
+    </w:p>
+    <w:p>
+      <w:pPr>
+        <w:pStyle w:val="CList"/>
+        <w:rPr>
+          <w:lang w:eastAsia="en-GB"/>
+        </w:rPr>
+      </w:pPr>
+      <w:r>
+        <w:rPr>
+          <w:lang w:eastAsia="en-GB"/>
+        </w:rPr>
+        <w:t>Requires proxy configuration on the client side (browser or system)</w:t>
+      </w:r>
+    </w:p>
+    <w:p>
+      <w:pPr>
+        <w:pStyle w:val="CList"/>
+        <w:rPr>
+          <w:lang w:eastAsia="en-GB"/>
+        </w:rPr>
+      </w:pPr>
+      <w:r>
+        <w:rPr>
+          <w:lang w:eastAsia="en-GB"/>
+        </w:rPr>
+        <w:t>HTTPS interception may trigger certificate warnings unless the Burp CA is trusted</w:t>
+      </w:r>
+    </w:p>
+    <w:p>
+      <w:pPr>
+        <w:pStyle w:val="CList"/>
+        <w:rPr>
+          <w:lang w:eastAsia="en-GB"/>
+        </w:rPr>
+      </w:pPr>
+      <w:r>
+        <w:rPr>
+          <w:lang w:eastAsia="en-GB"/>
+        </w:rPr>
+        <w:t>Encrypted traffic (e.g., HSTS, pinned certificates) may block interception unless properly bypassed</w:t>
+      </w:r>
+    </w:p>
+    <w:p>
+      <w:pPr>
+        <w:pStyle w:val="Text"/>
+        <w:rPr>
+          <w:noProof/>
+        </w:rPr>
+      </w:pPr>
+    </w:p>
+    <w:p>
+      <w:pPr>
+        <w:pStyle w:val="Text"/>
+        <w:rPr>
+          <w:lang w:eastAsia="en-GB"/>
+        </w:rPr>
+      </w:pPr>
+      <w:r>
+        <w:rPr>
+          <w:lang w:eastAsia="en-GB"/>
+        </w:rPr>
+        <w:t>Burp Proxy supports multiple interception modes to suit different testing scenarios:</w:t>
+      </w:r>
+    </w:p>
+    <w:tbl>
+      <w:tblPr>
+        <w:tblStyle w:val="TableGrid"/>
+        <w:tblW w:w="0" w:type="auto"/>
+        <w:tblCellMar>
+          <w:top w:w="142" w:type="dxa"/>
+          <w:left w:w="142" w:type="dxa"/>
+          <w:bottom w:w="142" w:type="dxa"/>
+          <w:right w:w="142" w:type="dxa"/>
+        </w:tblCellMar>
+        <w:tblLook w:val="04A0" w:firstRow="1" w:lastRow="0" w:firstColumn="1" w:lastColumn="0" w:noHBand="0" w:noVBand="1"/>
+      </w:tblPr>
+      <w:tblGrid>
+        <w:gridCol w:w="2071"/>
+        <w:gridCol w:w="7665"/>
+      </w:tblGrid>
+      <w:tr>
+        <w:tc>
+          <w:tcPr>
+            <w:tcW w:w="0" w:type="auto"/>
+            <w:hideMark/>
+          </w:tcPr>
+          <w:p>
+            <w:pPr>
+              <w:pStyle w:val="Heading"/>
+            </w:pPr>
+            <w:r>
+              <w:t>Mode</w:t>
+            </w:r>
+          </w:p>
+        </w:tc>
+        <w:tc>
+          <w:tcPr>
+            <w:tcW w:w="0" w:type="auto"/>
+            <w:hideMark/>
+          </w:tcPr>
+          <w:p>
+            <w:pPr>
+              <w:pStyle w:val="Heading"/>
+            </w:pPr>
+            <w:r>
+              <w:t>Behavior</w:t>
+            </w:r>
+          </w:p>
+        </w:tc>
+      </w:tr>
+      <w:tr>
+        <w:tc>
+          <w:tcPr>
+            <w:tcW w:w="0" w:type="auto"/>
+            <w:hideMark/>
+          </w:tcPr>
+          <w:p>
+            <w:pPr>
+              <w:pStyle w:val="Text"/>
+              <w:rPr>
+                <w:lang w:eastAsia="en-GB"/>
+              </w:rPr>
+            </w:pPr>
+            <w:r>
+              <w:rPr>
+                <w:lang w:eastAsia="en-GB"/>
+              </w:rPr>
+              <w:t>Intercept on</w:t>
+            </w:r>
+          </w:p>
+        </w:tc>
+        <w:tc>
+          <w:tcPr>
+            <w:tcW w:w="0" w:type="auto"/>
+            <w:hideMark/>
+          </w:tcPr>
+          <w:p>
+            <w:pPr>
+              <w:pStyle w:val="Text"/>
+              <w:rPr>
+                <w:lang w:eastAsia="en-GB"/>
+              </w:rPr>
+            </w:pPr>
+            <w:r>
+              <w:rPr>
+                <w:lang w:eastAsia="en-GB"/>
+              </w:rPr>
+              <w:t>All requests/responses are paused for manual review and modification.</w:t>
+            </w:r>
+          </w:p>
+        </w:tc>
+      </w:tr>
+      <w:tr>
+        <w:tc>
+          <w:tcPr>
+            <w:tcW w:w="0" w:type="auto"/>
+            <w:hideMark/>
+          </w:tcPr>
+          <w:p>
+            <w:pPr>
+              <w:pStyle w:val="Text"/>
+              <w:rPr>
+                <w:lang w:eastAsia="en-GB"/>
+              </w:rPr>
+            </w:pPr>
+            <w:r>
+              <w:rPr>
+                <w:lang w:eastAsia="en-GB"/>
+              </w:rPr>
+              <w:t>Intercept off</w:t>
+            </w:r>
+          </w:p>
+        </w:tc>
+        <w:tc>
+          <w:tcPr>
+            <w:tcW w:w="0" w:type="auto"/>
+            <w:hideMark/>
+          </w:tcPr>
+          <w:p>
+            <w:pPr>
+              <w:pStyle w:val="Text"/>
+              <w:rPr>
+                <w:lang w:eastAsia="en-GB"/>
+              </w:rPr>
+            </w:pPr>
+            <w:r>
+              <w:rPr>
+                <w:lang w:eastAsia="en-GB"/>
+              </w:rPr>
+              <w:t>Traffic flows normally but is still logged in HTTP History.</w:t>
+            </w:r>
+          </w:p>
+        </w:tc>
+      </w:tr>
+      <w:tr>
+        <w:tc>
+          <w:tcPr>
+            <w:tcW w:w="0" w:type="auto"/>
+            <w:hideMark/>
+          </w:tcPr>
+          <w:p>
+            <w:pPr>
+              <w:pStyle w:val="Text"/>
+              <w:rPr>
+                <w:lang w:eastAsia="en-GB"/>
+              </w:rPr>
+            </w:pPr>
+            <w:r>
+              <w:rPr>
+                <w:lang w:eastAsia="en-GB"/>
+              </w:rPr>
+              <w:t>Automatic modification</w:t>
+            </w:r>
+          </w:p>
+        </w:tc>
+        <w:tc>
+          <w:tcPr>
+            <w:tcW w:w="0" w:type="auto"/>
+            <w:hideMark/>
+          </w:tcPr>
+          <w:p>
+            <w:pPr>
+              <w:pStyle w:val="Text"/>
+              <w:rPr>
+                <w:lang w:eastAsia="en-GB"/>
+              </w:rPr>
+            </w:pPr>
+            <w:r>
+              <w:rPr>
+                <w:lang w:eastAsia="en-GB"/>
+              </w:rPr>
+              <w:t>Rules can be defined to automatically modify headers, parameters, or body content without manual intervention.</w:t>
+            </w:r>
+          </w:p>
+        </w:tc>
+      </w:tr>
+      <w:tr>
+        <w:tc>
+          <w:tcPr>
+            <w:tcW w:w="0" w:type="auto"/>
+            <w:hideMark/>
+          </w:tcPr>
+          <w:p>
+            <w:pPr>
+              <w:pStyle w:val="Text"/>
+              <w:rPr>
+                <w:lang w:eastAsia="en-GB"/>
+              </w:rPr>
+            </w:pPr>
+            <w:r>
+              <w:rPr>
+                <w:lang w:eastAsia="en-GB"/>
+              </w:rPr>
+              <w:t>Targeted interception</w:t>
+            </w:r>
+          </w:p>
+        </w:tc>
+        <w:tc>
+          <w:tcPr>
+            <w:tcW w:w="0" w:type="auto"/>
+            <w:hideMark/>
+          </w:tcPr>
+          <w:p>
+            <w:pPr>
+              <w:pStyle w:val="Text"/>
+              <w:rPr>
+                <w:lang w:eastAsia="en-GB"/>
+              </w:rPr>
+            </w:pPr>
+            <w:r>
+              <w:rPr>
+                <w:lang w:eastAsia="en-GB"/>
+              </w:rPr>
+              <w:t>Only requests matching specific URL patterns, methods, or MIME types are paused.</w:t>
+            </w:r>
+          </w:p>
+        </w:tc>
+      </w:tr>
+    </w:tbl>
+    <w:p>
+      <w:pPr>
+        <w:pStyle w:val="Text"/>
+        <w:rPr>
+          <w:noProof/>
+        </w:rPr>
+      </w:pPr>
+    </w:p>
+    <w:p>
+      <w:pPr>
+        <w:pStyle w:val="Text"/>
+        <w:rPr>
+          <w:noProof/>
+        </w:rPr>
+      </w:pPr>
+    </w:p>
+    <w:p>
+      <w:pPr>
+        <w:pStyle w:val="Text"/>
+        <w:rPr>
+          <w:noProof/>
+        </w:rPr>
+      </w:pPr>
+    </w:p>
+    <w:p>
+      <w:pPr>
+        <w:pStyle w:val="Text"/>
+        <w:rPr>
+          <w:noProof/>
+        </w:rPr>
+      </w:pPr>
+    </w:p>
+    <w:p>
+      <w:pPr>
+        <w:pStyle w:val="Text"/>
+        <w:rPr>
+          <w:noProof/>
+        </w:rPr>
+      </w:pPr>
+    </w:p>
+    <w:p>
+      <w:pPr>
+        <w:pStyle w:val="Text"/>
+        <w:rPr>
+          <w:noProof/>
+        </w:rPr>
+      </w:pPr>
+    </w:p>
+    <w:p>
+      <w:pPr>
+        <w:pStyle w:val="Text"/>
+        <w:rPr>
+          <w:noProof/>
+        </w:rPr>
+      </w:pPr>
+    </w:p>
+    <w:p>
+      <w:pPr>
+        <w:pStyle w:val="Text"/>
+        <w:rPr>
+          <w:noProof/>
+        </w:rPr>
+      </w:pPr>
+    </w:p>
+    <w:p>
+      <w:pPr>
+        <w:pStyle w:val="Heading"/>
+        <w:rPr>
+          <w:noProof/>
+        </w:rPr>
+      </w:pPr>
+      <w:r>
+        <w:rPr>
+          <w:noProof/>
+        </w:rPr>
+        <w:lastRenderedPageBreak/>
+        <w:t>Burp Setup</w:t>
+      </w:r>
+    </w:p>
+    <w:p>
+      <w:pPr>
+        <w:pStyle w:val="Seperator"/>
+        <w:rPr>
+          <w:noProof/>
+        </w:rPr>
+      </w:pPr>
+    </w:p>
+    <w:p>
+      <w:pPr>
+        <w:pStyle w:val="Text"/>
+      </w:pPr>
+      <w:r>
+        <w:rPr>
+          <w:noProof/>
+        </w:rPr>
+        <w:drawing>
+          <wp:inline distT="0" distB="0" distL="0" distR="0" wp14:anchorId="3CBBB234" wp14:editId="07B04C30">
+            <wp:extent cx="2997725" cy="2520000"/>
+            <wp:effectExtent l="0" t="0" r="0" b="0"/>
+            <wp:docPr id="1" name="Picture 1"/>
+            <wp:cNvGraphicFramePr>
+              <a:graphicFrameLocks xmlns:a="http://schemas.openxmlformats.org/drawingml/2006/main" noChangeAspect="1"/>
+            </wp:cNvGraphicFramePr>
+            <a:graphic xmlns:a="http://schemas.openxmlformats.org/drawingml/2006/main">
+              <a:graphicData uri="http://schemas.openxmlformats.org/drawingml/2006/picture">
+                <pic:pic xmlns:pic="http://schemas.openxmlformats.org/drawingml/2006/picture">
+                  <pic:nvPicPr>
+                    <pic:cNvPr id="1" name=""/>
+                    <pic:cNvPicPr/>
+                  </pic:nvPicPr>
+                  <pic:blipFill>
+                    <a:blip r:embed="rId12"/>
+                    <a:stretch>
+                      <a:fillRect/>
+                    </a:stretch>
+                  </pic:blipFill>
+                  <pic:spPr>
+                    <a:xfrm>
+                      <a:off x="0" y="0"/>
+                      <a:ext cx="2997725" cy="2520000"/>
+                    </a:xfrm>
+                    <a:prstGeom prst="rect">
+                      <a:avLst/>
+                    </a:prstGeom>
+                  </pic:spPr>
+                </pic:pic>
+              </a:graphicData>
+            </a:graphic>
+          </wp:inline>
+        </w:drawing>
+      </w:r>
+      <w:r>
+        <w:rPr>
+          <w:noProof/>
+        </w:rPr>
+        <w:t xml:space="preserve">     </w:t>
+      </w:r>
+      <w:r>
+        <w:rPr>
+          <w:noProof/>
+        </w:rPr>
+        <w:drawing>
+          <wp:inline distT="0" distB="0" distL="0" distR="0" wp14:anchorId="11677201" wp14:editId="488D5C6A">
+            <wp:extent cx="2997725" cy="2520000"/>
+            <wp:effectExtent l="0" t="0" r="0" b="0"/>
+            <wp:docPr id="2" name="Picture 2"/>
+            <wp:cNvGraphicFramePr>
+              <a:graphicFrameLocks xmlns:a="http://schemas.openxmlformats.org/drawingml/2006/main" noChangeAspect="1"/>
+            </wp:cNvGraphicFramePr>
+            <a:graphic xmlns:a="http://schemas.openxmlformats.org/drawingml/2006/main">
+              <a:graphicData uri="http://schemas.openxmlformats.org/drawingml/2006/picture">
+                <pic:pic xmlns:pic="http://schemas.openxmlformats.org/drawingml/2006/picture">
+                  <pic:nvPicPr>
+                    <pic:cNvPr id="1" name=""/>
+                    <pic:cNvPicPr/>
+                  </pic:nvPicPr>
+                  <pic:blipFill>
+                    <a:blip r:embed="rId13"/>
+                    <a:stretch>
+                      <a:fillRect/>
+                    </a:stretch>
+                  </pic:blipFill>
+                  <pic:spPr>
+                    <a:xfrm>
+                      <a:off x="0" y="0"/>
+                      <a:ext cx="2997725" cy="2520000"/>
+                    </a:xfrm>
+                    <a:prstGeom prst="rect">
+                      <a:avLst/>
+                    </a:prstGeom>
+                  </pic:spPr>
+                </pic:pic>
+              </a:graphicData>
+            </a:graphic>
+          </wp:inline>
+        </w:drawing>
+      </w:r>
+    </w:p>
+    <w:p>
+      <w:pPr>
+        <w:pStyle w:val="Text"/>
+      </w:pPr>
+      <w:r>
+        <w:rPr>
+          <w:noProof/>
+        </w:rPr>
+        <w:drawing>
+          <wp:inline distT="0" distB="0" distL="0" distR="0" wp14:anchorId="721F365B" wp14:editId="327537D2">
+            <wp:extent cx="2997725" cy="2520000"/>
+            <wp:effectExtent l="0" t="0" r="0" b="0"/>
+            <wp:docPr id="3" name="Picture 3"/>
+            <wp:cNvGraphicFramePr>
+              <a:graphicFrameLocks xmlns:a="http://schemas.openxmlformats.org/drawingml/2006/main" noChangeAspect="1"/>
+            </wp:cNvGraphicFramePr>
+            <a:graphic xmlns:a="http://schemas.openxmlformats.org/drawingml/2006/main">
+              <a:graphicData uri="http://schemas.openxmlformats.org/drawingml/2006/picture">
+                <pic:pic xmlns:pic="http://schemas.openxmlformats.org/drawingml/2006/picture">
+                  <pic:nvPicPr>
+                    <pic:cNvPr id="1" name=""/>
+                    <pic:cNvPicPr/>
+                  </pic:nvPicPr>
+                  <pic:blipFill>
+                    <a:blip r:embed="rId14"/>
+                    <a:stretch>
+                      <a:fillRect/>
+                    </a:stretch>
+                  </pic:blipFill>
+                  <pic:spPr>
+                    <a:xfrm>
+                      <a:off x="0" y="0"/>
+                      <a:ext cx="2997725" cy="2520000"/>
+                    </a:xfrm>
+                    <a:prstGeom prst="rect">
+                      <a:avLst/>
+                    </a:prstGeom>
+                  </pic:spPr>
+                </pic:pic>
+              </a:graphicData>
+            </a:graphic>
+          </wp:inline>
+        </w:drawing>
+      </w:r>
+      <w:r>
+        <w:rPr>
+          <w:noProof/>
+        </w:rPr>
+        <w:t xml:space="preserve">     </w:t>
+      </w:r>
+      <w:r>
+        <w:rPr>
+          <w:noProof/>
+        </w:rPr>
+        <w:drawing>
+          <wp:inline distT="0" distB="0" distL="0" distR="0" wp14:anchorId="55EB4961" wp14:editId="3E6B0320">
+            <wp:extent cx="2997725" cy="2520000"/>
+            <wp:effectExtent l="0" t="0" r="0" b="0"/>
+            <wp:docPr id="4" name="Picture 4"/>
+            <wp:cNvGraphicFramePr>
+              <a:graphicFrameLocks xmlns:a="http://schemas.openxmlformats.org/drawingml/2006/main" noChangeAspect="1"/>
+            </wp:cNvGraphicFramePr>
+            <a:graphic xmlns:a="http://schemas.openxmlformats.org/drawingml/2006/main">
+              <a:graphicData uri="http://schemas.openxmlformats.org/drawingml/2006/picture">
+                <pic:pic xmlns:pic="http://schemas.openxmlformats.org/drawingml/2006/picture">
+                  <pic:nvPicPr>
+                    <pic:cNvPr id="1" name=""/>
+                    <pic:cNvPicPr/>
+                  </pic:nvPicPr>
+                  <pic:blipFill>
+                    <a:blip r:embed="rId15"/>
+                    <a:stretch>
+                      <a:fillRect/>
+                    </a:stretch>
+                  </pic:blipFill>
+                  <pic:spPr>
+                    <a:xfrm>
+                      <a:off x="0" y="0"/>
+                      <a:ext cx="2997725" cy="2520000"/>
+                    </a:xfrm>
+                    <a:prstGeom prst="rect">
+                      <a:avLst/>
+                    </a:prstGeom>
+                  </pic:spPr>
+                </pic:pic>
+              </a:graphicData>
+            </a:graphic>
+          </wp:inline>
+        </w:drawing>
+      </w:r>
+    </w:p>
+    <w:p>
+      <w:pPr>
+        <w:pStyle w:val="Text"/>
+      </w:pPr>
+    </w:p>
+    <w:p>
+      <w:pPr>
+        <w:pStyle w:val="Text"/>
+      </w:pPr>
+    </w:p>
+    <w:p>
+      <w:pPr>
+        <w:pStyle w:val="Text"/>
+      </w:pPr>
+      <w:r>
+        <w:rPr>
+          <w:noProof/>
+        </w:rPr>
+        <w:lastRenderedPageBreak/>
+        <w:drawing>
+          <wp:inline distT="0" distB="0" distL="0" distR="0" wp14:anchorId="2A63CA41" wp14:editId="5152DB1B">
+            <wp:extent cx="6188710" cy="3481070"/>
+            <wp:effectExtent l="0" t="0" r="2540" b="5080"/>
+            <wp:docPr id="5" name="Picture 5"/>
+            <wp:cNvGraphicFramePr>
+              <a:graphicFrameLocks xmlns:a="http://schemas.openxmlformats.org/drawingml/2006/main" noChangeAspect="1"/>
+            </wp:cNvGraphicFramePr>
+            <a:graphic xmlns:a="http://schemas.openxmlformats.org/drawingml/2006/main">
+              <a:graphicData uri="http://schemas.openxmlformats.org/drawingml/2006/picture">
+                <pic:pic xmlns:pic="http://schemas.openxmlformats.org/drawingml/2006/picture">
+                  <pic:nvPicPr>
+                    <pic:cNvPr id="1" name=""/>
+                    <pic:cNvPicPr/>
+                  </pic:nvPicPr>
+                  <pic:blipFill>
+                    <a:blip r:embed="rId16"/>
+                    <a:stretch>
+                      <a:fillRect/>
+                    </a:stretch>
+                  </pic:blipFill>
+                  <pic:spPr>
+                    <a:xfrm>
+                      <a:off x="0" y="0"/>
+                      <a:ext cx="6188710" cy="3481070"/>
+                    </a:xfrm>
+                    <a:prstGeom prst="rect">
+                      <a:avLst/>
+                    </a:prstGeom>
+                  </pic:spPr>
+                </pic:pic>
+              </a:graphicData>
+            </a:graphic>
+          </wp:inline>
+        </w:drawing>
+      </w:r>
+    </w:p>
+    <w:p>
+      <w:pPr>
+        <w:pStyle w:val="Text"/>
+        <w:jc w:val="center"/>
+      </w:pPr>
+      <w:r>
+        <w:t>Burp Suite Dashboard</w:t>
+      </w:r>
+    </w:p>
+    <w:p>
+      <w:pPr>
+        <w:pStyle w:val="Text"/>
+        <w:jc w:val="center"/>
+      </w:pPr>
+    </w:p>
+    <w:p>
+      <w:pPr>
+        <w:pStyle w:val="Text"/>
+      </w:pPr>
+      <w:r>
+        <w:rPr>
+          <w:noProof/>
+        </w:rPr>
+        <w:drawing>
+          <wp:inline distT="0" distB="0" distL="0" distR="0" wp14:anchorId="72AC7D30" wp14:editId="5E4B873B">
+            <wp:extent cx="6188710" cy="3481070"/>
+            <wp:effectExtent l="0" t="0" r="2540" b="5080"/>
+            <wp:docPr id="6" name="Picture 6"/>
+            <wp:cNvGraphicFramePr>
+              <a:graphicFrameLocks xmlns:a="http://schemas.openxmlformats.org/drawingml/2006/main" noChangeAspect="1"/>
+            </wp:cNvGraphicFramePr>
+            <a:graphic xmlns:a="http://schemas.openxmlformats.org/drawingml/2006/main">
+              <a:graphicData uri="http://schemas.openxmlformats.org/drawingml/2006/picture">
+                <pic:pic xmlns:pic="http://schemas.openxmlformats.org/drawingml/2006/picture">
+                  <pic:nvPicPr>
+                    <pic:cNvPr id="1" name=""/>
+                    <pic:cNvPicPr/>
+                  </pic:nvPicPr>
+                  <pic:blipFill>
+                    <a:blip r:embed="rId17"/>
+                    <a:stretch>
+                      <a:fillRect/>
+                    </a:stretch>
+                  </pic:blipFill>
+                  <pic:spPr>
+                    <a:xfrm>
+                      <a:off x="0" y="0"/>
+                      <a:ext cx="6188710" cy="3481070"/>
+                    </a:xfrm>
+                    <a:prstGeom prst="rect">
+                      <a:avLst/>
+                    </a:prstGeom>
+                  </pic:spPr>
+                </pic:pic>
+              </a:graphicData>
+            </a:graphic>
+          </wp:inline>
+        </w:drawing>
+      </w:r>
+    </w:p>
+    <w:p>
+      <w:pPr>
+        <w:pStyle w:val="Text"/>
+        <w:jc w:val="center"/>
+      </w:pPr>
+      <w:r>
+        <w:t>On ‘Proxy Intercept’ Page</w:t>
+      </w:r>
+    </w:p>
+    <w:p>
+      <w:pPr>
+        <w:pStyle w:val="Text"/>
+        <w:jc w:val="center"/>
+      </w:pPr>
+    </w:p>
+    <w:p>
+      <w:pPr>
+        <w:pStyle w:val="Text"/>
+        <w:jc w:val="center"/>
+      </w:pPr>
+    </w:p>
+    <w:p>
+      <w:pPr>
+        <w:pStyle w:val="Text"/>
+        <w:jc w:val="center"/>
+      </w:pPr>
+    </w:p>
+    <w:p>
+      <w:pPr>
+        <w:pStyle w:val="Text"/>
+        <w:jc w:val="center"/>
+      </w:pPr>
+      <w:r>
+        <w:drawing>
+          <wp:inline distT="0" distB="0" distL="0" distR="0" wp14:anchorId="74941A8D" wp14:editId="0AE95DD4">
+            <wp:extent cx="6188710" cy="3293745"/>
+            <wp:effectExtent l="0" t="0" r="2540" b="1905"/>
+            <wp:docPr id="16" name="Picture 16"/>
+            <wp:cNvGraphicFramePr>
+              <a:graphicFrameLocks xmlns:a="http://schemas.openxmlformats.org/drawingml/2006/main" noChangeAspect="1"/>
+            </wp:cNvGraphicFramePr>
+            <a:graphic xmlns:a="http://schemas.openxmlformats.org/drawingml/2006/main">
+              <a:graphicData uri="http://schemas.openxmlformats.org/drawingml/2006/picture">
+                <pic:pic xmlns:pic="http://schemas.openxmlformats.org/drawingml/2006/picture">
+                  <pic:nvPicPr>
+                    <pic:cNvPr id="1" name=""/>
+                    <pic:cNvPicPr/>
+                  </pic:nvPicPr>
+                  <pic:blipFill>
+                    <a:blip r:embed="rId18"/>
+                    <a:stretch>
+                      <a:fillRect/>
+                    </a:stretch>
+                  </pic:blipFill>
+                  <pic:spPr>
+                    <a:xfrm>
+                      <a:off x="0" y="0"/>
+                      <a:ext cx="6188710" cy="3293745"/>
+                    </a:xfrm>
+                    <a:prstGeom prst="rect">
+                      <a:avLst/>
+                    </a:prstGeom>
+                  </pic:spPr>
+                </pic:pic>
+              </a:graphicData>
+            </a:graphic>
+          </wp:inline>
+        </w:drawing>
+      </w:r>
+    </w:p>
+    <w:p>
+      <w:pPr>
+        <w:pStyle w:val="Text"/>
+        <w:jc w:val="center"/>
+      </w:pPr>
+    </w:p>
+    <w:p>
+      <w:pPr>
+        <w:pStyle w:val="Text"/>
+        <w:jc w:val="center"/>
+      </w:pPr>
+    </w:p>
+    <w:p>
+      <w:pPr>
+        <w:pStyle w:val="Text"/>
+        <w:jc w:val="center"/>
+      </w:pPr>
+      <w:r>
+        <w:drawing>
+          <wp:inline distT="0" distB="0" distL="0" distR="0" wp14:anchorId="1634D4BA" wp14:editId="5C52A8CA">
+            <wp:extent cx="6188710" cy="3202940"/>
+            <wp:effectExtent l="0" t="0" r="2540" b="0"/>
+            <wp:docPr id="15" name="Picture 15"/>
+            <wp:cNvGraphicFramePr>
+              <a:graphicFrameLocks xmlns:a="http://schemas.openxmlformats.org/drawingml/2006/main" noChangeAspect="1"/>
+            </wp:cNvGraphicFramePr>
+            <a:graphic xmlns:a="http://schemas.openxmlformats.org/drawingml/2006/main">
+              <a:graphicData uri="http://schemas.openxmlformats.org/drawingml/2006/picture">
+                <pic:pic xmlns:pic="http://schemas.openxmlformats.org/drawingml/2006/picture">
+                  <pic:nvPicPr>
+                    <pic:cNvPr id="1" name=""/>
+                    <pic:cNvPicPr/>
+                  </pic:nvPicPr>
+                  <pic:blipFill>
+                    <a:blip r:embed="rId19"/>
+                    <a:stretch>
+                      <a:fillRect/>
+                    </a:stretch>
+                  </pic:blipFill>
+                  <pic:spPr>
+                    <a:xfrm>
+                      <a:off x="0" y="0"/>
+                      <a:ext cx="6188710" cy="3202940"/>
+                    </a:xfrm>
+                    <a:prstGeom prst="rect">
+                      <a:avLst/>
+                    </a:prstGeom>
+                  </pic:spPr>
+                </pic:pic>
+              </a:graphicData>
+            </a:graphic>
+          </wp:inline>
+        </w:drawing>
+      </w:r>
+    </w:p>
+    <w:p>
+      <w:pPr>
+        <w:pStyle w:val="Text"/>
+        <w:jc w:val="center"/>
+      </w:pPr>
+    </w:p>
+    <w:p>
+      <w:pPr>
+        <w:pStyle w:val="Text"/>
+        <w:jc w:val="center"/>
+      </w:pPr>
+      <w:r>
+        <w:lastRenderedPageBreak/>
+        <w:drawing>
+          <wp:inline distT="0" distB="0" distL="0" distR="0" wp14:anchorId="66787981" wp14:editId="03CDF203">
+            <wp:extent cx="6188710" cy="2794635"/>
+            <wp:effectExtent l="0" t="0" r="2540" b="5715"/>
+            <wp:docPr id="17" name="Picture 17"/>
+            <wp:cNvGraphicFramePr>
+              <a:graphicFrameLocks xmlns:a="http://schemas.openxmlformats.org/drawingml/2006/main" noChangeAspect="1"/>
+            </wp:cNvGraphicFramePr>
+            <a:graphic xmlns:a="http://schemas.openxmlformats.org/drawingml/2006/main">
+              <a:graphicData uri="http://schemas.openxmlformats.org/drawingml/2006/picture">
+                <pic:pic xmlns:pic="http://schemas.openxmlformats.org/drawingml/2006/picture">
+                  <pic:nvPicPr>
+                    <pic:cNvPr id="1" name=""/>
+                    <pic:cNvPicPr/>
+                  </pic:nvPicPr>
+                  <pic:blipFill>
+                    <a:blip r:embed="rId20"/>
+                    <a:stretch>
+                      <a:fillRect/>
+                    </a:stretch>
+                  </pic:blipFill>
+                  <pic:spPr>
+                    <a:xfrm>
+                      <a:off x="0" y="0"/>
+                      <a:ext cx="6188710" cy="2794635"/>
+                    </a:xfrm>
+                    <a:prstGeom prst="rect">
+                      <a:avLst/>
+                    </a:prstGeom>
+                  </pic:spPr>
+                </pic:pic>
+              </a:graphicData>
+            </a:graphic>
+          </wp:inline>
+        </w:drawing>
+      </w:r>
+    </w:p>
+    <w:p>
+      <w:pPr>
+        <w:pStyle w:val="Text"/>
+        <w:jc w:val="center"/>
+      </w:pPr>
+    </w:p>
+    <w:p>
+      <w:pPr>
+        <w:pStyle w:val="Text"/>
+        <w:jc w:val="center"/>
+      </w:pPr>
+      <w:r>
+        <w:drawing>
+          <wp:inline distT="0" distB="0" distL="0" distR="0" wp14:anchorId="6CCFFC6F" wp14:editId="7702A4E6">
+            <wp:extent cx="6188710" cy="5342255"/>
+            <wp:effectExtent l="0" t="0" r="2540" b="0"/>
+            <wp:docPr id="18" name="Picture 18"/>
+            <wp:cNvGraphicFramePr>
+              <a:graphicFrameLocks xmlns:a="http://schemas.openxmlformats.org/drawingml/2006/main" noChangeAspect="1"/>
+            </wp:cNvGraphicFramePr>
+            <a:graphic xmlns:a="http://schemas.openxmlformats.org/drawingml/2006/main">
+              <a:graphicData uri="http://schemas.openxmlformats.org/drawingml/2006/picture">
+                <pic:pic xmlns:pic="http://schemas.openxmlformats.org/drawingml/2006/picture">
+                  <pic:nvPicPr>
+                    <pic:cNvPr id="1" name=""/>
+                    <pic:cNvPicPr/>
+                  </pic:nvPicPr>
+                  <pic:blipFill>
+                    <a:blip r:embed="rId21"/>
+                    <a:stretch>
+                      <a:fillRect/>
+                    </a:stretch>
+                  </pic:blipFill>
+                  <pic:spPr>
+                    <a:xfrm>
+                      <a:off x="0" y="0"/>
+                      <a:ext cx="6188710" cy="5342255"/>
+                    </a:xfrm>
+                    <a:prstGeom prst="rect">
+                      <a:avLst/>
+                    </a:prstGeom>
+                  </pic:spPr>
+                </pic:pic>
+              </a:graphicData>
+            </a:graphic>
+          </wp:inline>
+        </w:drawing>
+      </w:r>
+    </w:p>
+    <w:p>
+      <w:pPr>
+        <w:pStyle w:val="Text"/>
+      </w:pPr>
+    </w:p>
+    <w:p>
+      <w:pPr>
+        <w:pStyle w:val="Text"/>
+      </w:pPr>
+      <w:r>
+        <w:rPr>
+          <w:noProof/>
+        </w:rPr>
+        <w:drawing>
+          <wp:inline distT="0" distB="0" distL="0" distR="0" wp14:anchorId="128FD8C0" wp14:editId="337AE9F5">
+            <wp:extent cx="6188710" cy="3481070"/>
+            <wp:effectExtent l="0" t="0" r="2540" b="5080"/>
+            <wp:docPr id="7" name="Picture 7"/>
+            <wp:cNvGraphicFramePr>
+              <a:graphicFrameLocks xmlns:a="http://schemas.openxmlformats.org/drawingml/2006/main" noChangeAspect="1"/>
+            </wp:cNvGraphicFramePr>
+            <a:graphic xmlns:a="http://schemas.openxmlformats.org/drawingml/2006/main">
+              <a:graphicData uri="http://schemas.openxmlformats.org/drawingml/2006/picture">
+                <pic:pic xmlns:pic="http://schemas.openxmlformats.org/drawingml/2006/picture">
+                  <pic:nvPicPr>
+                    <pic:cNvPr id="1" name=""/>
+                    <pic:cNvPicPr/>
+                  </pic:nvPicPr>
+                  <pic:blipFill>
+                    <a:blip r:embed="rId22"/>
+                    <a:stretch>
+                      <a:fillRect/>
+                    </a:stretch>
+                  </pic:blipFill>
+                  <pic:spPr>
+                    <a:xfrm>
+                      <a:off x="0" y="0"/>
+                      <a:ext cx="6188710" cy="3481070"/>
+                    </a:xfrm>
+                    <a:prstGeom prst="rect">
+                      <a:avLst/>
+                    </a:prstGeom>
+                  </pic:spPr>
+                </pic:pic>
+              </a:graphicData>
+            </a:graphic>
+          </wp:inline>
+        </w:drawing>
+      </w:r>
+    </w:p>
+    <w:p>
+      <w:pPr>
+        <w:pStyle w:val="Text"/>
+        <w:jc w:val="center"/>
+      </w:pPr>
+      <w:r>
+        <w:t>Inside Burp Suite browser logging into DVWA</w:t>
+      </w:r>
+    </w:p>
+    <w:p>
+      <w:pPr>
+        <w:pStyle w:val="Text"/>
+        <w:jc w:val="center"/>
+      </w:pPr>
+    </w:p>
+    <w:p>
+      <w:pPr>
+        <w:pStyle w:val="Text"/>
+      </w:pPr>
+      <w:r>
+        <w:rPr>
+          <w:noProof/>
+        </w:rPr>
+        <w:drawing>
+          <wp:inline distT="0" distB="0" distL="0" distR="0" wp14:anchorId="0D6E3C4A" wp14:editId="590BA604">
+            <wp:extent cx="6188710" cy="3481070"/>
+            <wp:effectExtent l="0" t="0" r="2540" b="5080"/>
+            <wp:docPr id="9" name="Picture 9"/>
+            <wp:cNvGraphicFramePr>
+              <a:graphicFrameLocks xmlns:a="http://schemas.openxmlformats.org/drawingml/2006/main" noChangeAspect="1"/>
+            </wp:cNvGraphicFramePr>
+            <a:graphic xmlns:a="http://schemas.openxmlformats.org/drawingml/2006/main">
+              <a:graphicData uri="http://schemas.openxmlformats.org/drawingml/2006/picture">
+                <pic:pic xmlns:pic="http://schemas.openxmlformats.org/drawingml/2006/picture">
+                  <pic:nvPicPr>
+                    <pic:cNvPr id="1" name=""/>
+                    <pic:cNvPicPr/>
+                  </pic:nvPicPr>
+                  <pic:blipFill>
+                    <a:blip r:embed="rId23"/>
+                    <a:stretch>
+                      <a:fillRect/>
+                    </a:stretch>
+                  </pic:blipFill>
+                  <pic:spPr>
+                    <a:xfrm>
+                      <a:off x="0" y="0"/>
+                      <a:ext cx="6188710" cy="3481070"/>
+                    </a:xfrm>
+                    <a:prstGeom prst="rect">
+                      <a:avLst/>
+                    </a:prstGeom>
+                  </pic:spPr>
+                </pic:pic>
+              </a:graphicData>
+            </a:graphic>
+          </wp:inline>
+        </w:drawing>
+      </w:r>
+    </w:p>
+    <w:p>
+      <w:pPr>
+        <w:pStyle w:val="Text"/>
+        <w:jc w:val="center"/>
+      </w:pPr>
+      <w:r>
+        <w:t>Demonstrating Correct credentials output (An image is shown if correct)</w:t>
+      </w:r>
+    </w:p>
+    <w:p>
+      <w:pPr>
+        <w:pStyle w:val="Text"/>
+        <w:jc w:val="center"/>
+      </w:pPr>
+    </w:p>
+    <w:p>
+      <w:pPr>
+        <w:pStyle w:val="Text"/>
+        <w:jc w:val="center"/>
+      </w:pPr>
+    </w:p>
+    <w:p>
+      <w:pPr>
+        <w:pStyle w:val="Text"/>
+      </w:pPr>
+      <w:r>
+        <w:rPr>
+          <w:noProof/>
+        </w:rPr>
+        <w:drawing>
+          <wp:inline distT="0" distB="0" distL="0" distR="0" wp14:anchorId="2EECDE11" wp14:editId="500FFA42">
+            <wp:extent cx="6188710" cy="3481070"/>
+            <wp:effectExtent l="0" t="0" r="2540" b="5080"/>
+            <wp:docPr id="10" name="Picture 10"/>
+            <wp:cNvGraphicFramePr>
+              <a:graphicFrameLocks xmlns:a="http://schemas.openxmlformats.org/drawingml/2006/main" noChangeAspect="1"/>
+            </wp:cNvGraphicFramePr>
+            <a:graphic xmlns:a="http://schemas.openxmlformats.org/drawingml/2006/main">
+              <a:graphicData uri="http://schemas.openxmlformats.org/drawingml/2006/picture">
+                <pic:pic xmlns:pic="http://schemas.openxmlformats.org/drawingml/2006/picture">
+                  <pic:nvPicPr>
+                    <pic:cNvPr id="1" name=""/>
+                    <pic:cNvPicPr/>
+                  </pic:nvPicPr>
+                  <pic:blipFill>
+                    <a:blip r:embed="rId24"/>
+                    <a:stretch>
+                      <a:fillRect/>
+                    </a:stretch>
+                  </pic:blipFill>
+                  <pic:spPr>
+                    <a:xfrm>
+                      <a:off x="0" y="0"/>
+                      <a:ext cx="6188710" cy="3481070"/>
+                    </a:xfrm>
+                    <a:prstGeom prst="rect">
+                      <a:avLst/>
+                    </a:prstGeom>
+                  </pic:spPr>
+                </pic:pic>
+              </a:graphicData>
+            </a:graphic>
+          </wp:inline>
+        </w:drawing>
+      </w:r>
+    </w:p>
+    <w:p>
+      <w:pPr>
+        <w:pStyle w:val="Text"/>
+        <w:jc w:val="center"/>
+      </w:pPr>
+      <w:r>
+        <w:t>Received the sent credentials</w:t>
+      </w:r>
+    </w:p>
+    <w:p>
+      <w:pPr>
+        <w:pStyle w:val="Text"/>
+        <w:jc w:val="center"/>
+      </w:pPr>
+    </w:p>
+    <w:p>
+      <w:pPr>
+        <w:pStyle w:val="Text"/>
+      </w:pPr>
+      <w:r>
+        <w:rPr>
+          <w:noProof/>
+        </w:rPr>
+        <w:drawing>
+          <wp:inline distT="0" distB="0" distL="0" distR="0" wp14:anchorId="100085C7" wp14:editId="7F18E7EC">
+            <wp:extent cx="6188710" cy="3481070"/>
+            <wp:effectExtent l="0" t="0" r="2540" b="5080"/>
+            <wp:docPr id="11" name="Picture 11"/>
+            <wp:cNvGraphicFramePr>
+              <a:graphicFrameLocks xmlns:a="http://schemas.openxmlformats.org/drawingml/2006/main" noChangeAspect="1"/>
+            </wp:cNvGraphicFramePr>
+            <a:graphic xmlns:a="http://schemas.openxmlformats.org/drawingml/2006/main">
+              <a:graphicData uri="http://schemas.openxmlformats.org/drawingml/2006/picture">
+                <pic:pic xmlns:pic="http://schemas.openxmlformats.org/drawingml/2006/picture">
+                  <pic:nvPicPr>
+                    <pic:cNvPr id="1" name=""/>
+                    <pic:cNvPicPr/>
+                  </pic:nvPicPr>
+                  <pic:blipFill>
+                    <a:blip r:embed="rId25"/>
+                    <a:stretch>
+                      <a:fillRect/>
+                    </a:stretch>
+                  </pic:blipFill>
+                  <pic:spPr>
+                    <a:xfrm>
+                      <a:off x="0" y="0"/>
+                      <a:ext cx="6188710" cy="3481070"/>
+                    </a:xfrm>
+                    <a:prstGeom prst="rect">
+                      <a:avLst/>
+                    </a:prstGeom>
+                  </pic:spPr>
+                </pic:pic>
+              </a:graphicData>
+            </a:graphic>
+          </wp:inline>
+        </w:drawing>
+      </w:r>
+    </w:p>
+    <w:p>
+      <w:pPr>
+        <w:pStyle w:val="Text"/>
+        <w:jc w:val="center"/>
+      </w:pPr>
+      <w:r>
+        <w:t>Acquiring username and password keys from the received URL</w:t>
+      </w:r>
+    </w:p>
+    <w:p>
+      <w:pPr>
+        <w:pStyle w:val="Text"/>
+        <w:jc w:val="center"/>
+      </w:pPr>
+    </w:p>
+    <w:p>
+      <w:pPr>
+        <w:pStyle w:val="Text"/>
+        <w:jc w:val="center"/>
+      </w:pPr>
+    </w:p>
+    <w:p>
+      <w:pPr>
+        <w:pStyle w:val="Text"/>
+      </w:pPr>
+      <w:r>
+        <w:rPr>
+          <w:noProof/>
+        </w:rPr>
+        <w:drawing>
+          <wp:inline distT="0" distB="0" distL="0" distR="0" wp14:anchorId="7986579F" wp14:editId="31DC5796">
+            <wp:extent cx="6188710" cy="3481070"/>
+            <wp:effectExtent l="0" t="0" r="2540" b="5080"/>
+            <wp:docPr id="13" name="Picture 13"/>
+            <wp:cNvGraphicFramePr>
+              <a:graphicFrameLocks xmlns:a="http://schemas.openxmlformats.org/drawingml/2006/main" noChangeAspect="1"/>
+            </wp:cNvGraphicFramePr>
+            <a:graphic xmlns:a="http://schemas.openxmlformats.org/drawingml/2006/main">
+              <a:graphicData uri="http://schemas.openxmlformats.org/drawingml/2006/picture">
+                <pic:pic xmlns:pic="http://schemas.openxmlformats.org/drawingml/2006/picture">
+                  <pic:nvPicPr>
+                    <pic:cNvPr id="1" name=""/>
+                    <pic:cNvPicPr/>
+                  </pic:nvPicPr>
+                  <pic:blipFill>
+                    <a:blip r:embed="rId26"/>
+                    <a:stretch>
+                      <a:fillRect/>
+                    </a:stretch>
+                  </pic:blipFill>
+                  <pic:spPr>
+                    <a:xfrm>
+                      <a:off x="0" y="0"/>
+                      <a:ext cx="6188710" cy="3481070"/>
+                    </a:xfrm>
+                    <a:prstGeom prst="rect">
+                      <a:avLst/>
+                    </a:prstGeom>
+                  </pic:spPr>
+                </pic:pic>
+              </a:graphicData>
+            </a:graphic>
+          </wp:inline>
+        </w:drawing>
+      </w:r>
+    </w:p>
+    <w:p>
+      <w:pPr>
+        <w:pStyle w:val="Text"/>
+        <w:jc w:val="center"/>
+      </w:pPr>
+      <w:r>
+        <w:t>Cluster bomb list of usernames</w:t>
+      </w:r>
+    </w:p>
+    <w:p>
+      <w:pPr>
+        <w:pStyle w:val="Text"/>
+        <w:jc w:val="center"/>
+      </w:pPr>
+    </w:p>
+    <w:p>
+      <w:pPr>
+        <w:pStyle w:val="Text"/>
+      </w:pPr>
+      <w:r>
+        <w:rPr>
+          <w:noProof/>
+        </w:rPr>
+        <w:drawing>
+          <wp:inline distT="0" distB="0" distL="0" distR="0" wp14:anchorId="6D18F3D3" wp14:editId="714ED9CA">
+            <wp:extent cx="6188710" cy="3481070"/>
+            <wp:effectExtent l="0" t="0" r="2540" b="5080"/>
+            <wp:docPr id="19" name="Picture 19"/>
+            <wp:cNvGraphicFramePr>
+              <a:graphicFrameLocks xmlns:a="http://schemas.openxmlformats.org/drawingml/2006/main" noChangeAspect="1"/>
+            </wp:cNvGraphicFramePr>
+            <a:graphic xmlns:a="http://schemas.openxmlformats.org/drawingml/2006/main">
+              <a:graphicData uri="http://schemas.openxmlformats.org/drawingml/2006/picture">
+                <pic:pic xmlns:pic="http://schemas.openxmlformats.org/drawingml/2006/picture">
+                  <pic:nvPicPr>
+                    <pic:cNvPr id="1" name=""/>
+                    <pic:cNvPicPr/>
+                  </pic:nvPicPr>
+                  <pic:blipFill>
+                    <a:blip r:embed="rId27"/>
+                    <a:stretch>
+                      <a:fillRect/>
+                    </a:stretch>
+                  </pic:blipFill>
+                  <pic:spPr>
+                    <a:xfrm>
+                      <a:off x="0" y="0"/>
+                      <a:ext cx="6188710" cy="3481070"/>
+                    </a:xfrm>
+                    <a:prstGeom prst="rect">
+                      <a:avLst/>
+                    </a:prstGeom>
+                  </pic:spPr>
+                </pic:pic>
+              </a:graphicData>
+            </a:graphic>
+          </wp:inline>
+        </w:drawing>
+      </w:r>
+    </w:p>
+    <w:p>
+      <w:pPr>
+        <w:pStyle w:val="Text"/>
+        <w:jc w:val="center"/>
+      </w:pPr>
+      <w:r>
+        <w:t>Cluster bomb list of passwords</w:t>
+      </w:r>
+    </w:p>
+    <w:p>
+      <w:pPr>
+        <w:pStyle w:val="Text"/>
+      </w:pPr>
+    </w:p>
+    <w:p>
+      <w:pPr>
+        <w:pStyle w:val="Text"/>
+      </w:pPr>
+    </w:p>
+    <w:p>
+      <w:pPr>
+        <w:pStyle w:val="Text"/>
+      </w:pPr>
+      <w:r>
+        <w:rPr>
+          <w:noProof/>
+        </w:rPr>
+        <w:drawing>
+          <wp:inline distT="0" distB="0" distL="0" distR="0" wp14:anchorId="79060933" wp14:editId="779BDC3D">
+            <wp:extent cx="6188710" cy="3481070"/>
+            <wp:effectExtent l="0" t="0" r="2540" b="5080"/>
+            <wp:docPr id="14" name="Picture 14"/>
+            <wp:cNvGraphicFramePr>
+              <a:graphicFrameLocks xmlns:a="http://schemas.openxmlformats.org/drawingml/2006/main" noChangeAspect="1"/>
+            </wp:cNvGraphicFramePr>
+            <a:graphic xmlns:a="http://schemas.openxmlformats.org/drawingml/2006/main">
+              <a:graphicData uri="http://schemas.openxmlformats.org/drawingml/2006/picture">
+                <pic:pic xmlns:pic="http://schemas.openxmlformats.org/drawingml/2006/picture">
+                  <pic:nvPicPr>
+                    <pic:cNvPr id="1" name=""/>
+                    <pic:cNvPicPr/>
+                  </pic:nvPicPr>
+                  <pic:blipFill>
+                    <a:blip r:embed="rId28"/>
+                    <a:stretch>
+                      <a:fillRect/>
+                    </a:stretch>
+                  </pic:blipFill>
+                  <pic:spPr>
+                    <a:xfrm>
+                      <a:off x="0" y="0"/>
+                      <a:ext cx="6188710" cy="3481070"/>
+                    </a:xfrm>
+                    <a:prstGeom prst="rect">
+                      <a:avLst/>
+                    </a:prstGeom>
+                  </pic:spPr>
+                </pic:pic>
+              </a:graphicData>
+            </a:graphic>
+          </wp:inline>
+        </w:drawing>
+      </w:r>
+    </w:p>
+    <w:p>
+      <w:pPr>
+        <w:pStyle w:val="Text"/>
+        <w:jc w:val="center"/>
+      </w:pPr>
+      <w:r>
+        <w:t>Attaching the username and password textiles to begin the attack</w:t>
+      </w:r>
+    </w:p>
+    <w:p>
+      <w:pPr>
+        <w:pStyle w:val="Text"/>
+        <w:jc w:val="center"/>
+      </w:pPr>
+    </w:p>
+    <w:p>
+      <w:pPr>
+        <w:pStyle w:val="Text"/>
+      </w:pPr>
+      <w:r>
+        <w:rPr>
+          <w:noProof/>
+        </w:rPr>
+        <w:drawing>
+          <wp:inline distT="0" distB="0" distL="0" distR="0" wp14:anchorId="315D13F6" wp14:editId="5AD38B53">
+            <wp:extent cx="6188710" cy="3481070"/>
+            <wp:effectExtent l="0" t="0" r="2540" b="5080"/>
+            <wp:docPr id="27" name="Picture 27"/>
+            <wp:cNvGraphicFramePr>
+              <a:graphicFrameLocks xmlns:a="http://schemas.openxmlformats.org/drawingml/2006/main" noChangeAspect="1"/>
+            </wp:cNvGraphicFramePr>
+            <a:graphic xmlns:a="http://schemas.openxmlformats.org/drawingml/2006/main">
+              <a:graphicData uri="http://schemas.openxmlformats.org/drawingml/2006/picture">
+                <pic:pic xmlns:pic="http://schemas.openxmlformats.org/drawingml/2006/picture">
+                  <pic:nvPicPr>
+                    <pic:cNvPr id="1" name=""/>
+                    <pic:cNvPicPr/>
+                  </pic:nvPicPr>
+                  <pic:blipFill>
+                    <a:blip r:embed="rId29"/>
+                    <a:stretch>
+                      <a:fillRect/>
+                    </a:stretch>
+                  </pic:blipFill>
+                  <pic:spPr>
+                    <a:xfrm>
+                      <a:off x="0" y="0"/>
+                      <a:ext cx="6188710" cy="3481070"/>
+                    </a:xfrm>
+                    <a:prstGeom prst="rect">
+                      <a:avLst/>
+                    </a:prstGeom>
+                  </pic:spPr>
+                </pic:pic>
+              </a:graphicData>
+            </a:graphic>
+          </wp:inline>
+        </w:drawing>
+      </w:r>
+    </w:p>
+    <w:p>
+      <w:pPr>
+        <w:pStyle w:val="Text"/>
+        <w:jc w:val="center"/>
+      </w:pPr>
+      <w:r>
+        <w:t>When incorrect username and password (The image is  not shown)</w:t>
+      </w:r>
+    </w:p>
+    <w:p>
+      <w:pPr>
+        <w:pStyle w:val="Text"/>
+        <w:jc w:val="center"/>
+      </w:pPr>
+    </w:p>
+    <w:p>
+      <w:pPr>
+        <w:pStyle w:val="Text"/>
+        <w:jc w:val="center"/>
+      </w:pPr>
+    </w:p>
+    <w:p>
+      <w:pPr>
+        <w:pStyle w:val="Text"/>
+      </w:pPr>
+      <w:r>
+        <w:rPr>
+          <w:noProof/>
+        </w:rPr>
+        <w:drawing>
+          <wp:inline distT="0" distB="0" distL="0" distR="0" wp14:anchorId="0094C985" wp14:editId="6703A90A">
+            <wp:extent cx="6188710" cy="3481070"/>
+            <wp:effectExtent l="0" t="0" r="2540" b="5080"/>
+            <wp:docPr id="25" name="Picture 25"/>
+            <wp:cNvGraphicFramePr>
+              <a:graphicFrameLocks xmlns:a="http://schemas.openxmlformats.org/drawingml/2006/main" noChangeAspect="1"/>
+            </wp:cNvGraphicFramePr>
+            <a:graphic xmlns:a="http://schemas.openxmlformats.org/drawingml/2006/main">
+              <a:graphicData uri="http://schemas.openxmlformats.org/drawingml/2006/picture">
+                <pic:pic xmlns:pic="http://schemas.openxmlformats.org/drawingml/2006/picture">
+                  <pic:nvPicPr>
+                    <pic:cNvPr id="1" name=""/>
+                    <pic:cNvPicPr/>
+                  </pic:nvPicPr>
+                  <pic:blipFill>
+                    <a:blip r:embed="rId30"/>
+                    <a:stretch>
+                      <a:fillRect/>
+                    </a:stretch>
+                  </pic:blipFill>
+                  <pic:spPr>
+                    <a:xfrm>
+                      <a:off x="0" y="0"/>
+                      <a:ext cx="6188710" cy="3481070"/>
+                    </a:xfrm>
+                    <a:prstGeom prst="rect">
+                      <a:avLst/>
+                    </a:prstGeom>
+                  </pic:spPr>
+                </pic:pic>
+              </a:graphicData>
+            </a:graphic>
+          </wp:inline>
+        </w:drawing>
+      </w:r>
+    </w:p>
+    <w:p>
+      <w:pPr>
+        <w:pStyle w:val="Text"/>
+        <w:jc w:val="center"/>
+      </w:pPr>
+      <w:r>
+        <w:t>Correct username and password (The image is shown)</w:t>
+      </w:r>
+    </w:p>
+    <w:p>
+      <w:pPr>
+        <w:pStyle w:val="Heading"/>
+      </w:pPr>
+    </w:p>
+    <w:p>
+      <w:pPr>
+        <w:pStyle w:val="Heading"/>
+      </w:pPr>
+      <w:r>
+        <w:t>Conclusion</w:t>
+      </w:r>
+    </w:p>
+    <w:p>
+      <w:pPr>
+        <w:pStyle w:val="Text"/>
+      </w:pPr>
+      <w:r>
+        <w:t>Burp Proxy was successfully used to intercept and inspect web application requests. The</w:t>
+      </w:r>
+      <w:r>
+        <w:t xml:space="preserve"> </w:t>
+      </w:r>
+      <w:r>
+        <w:t>requests were modified and forwarded to understand how the application responds to different</w:t>
+      </w:r>
+      <w:r>
+        <w:t xml:space="preserve"> </w:t>
+      </w:r>
+      <w:r>
+        <w:t>inputs.</w:t>
+      </w:r>
     </w:p>
     <w:sectPr>
-      <w:headerReference w:type="even" r:id="rId9"/>
-      <w:headerReference w:type="default" r:id="rId10"/>
-      <w:footerReference w:type="even" r:id="rId11"/>
-      <w:footerReference w:type="default" r:id="rId12"/>
-      <w:headerReference w:type="first" r:id="rId13"/>
-      <w:footerReference w:type="first" r:id="rId14"/>
+      <w:headerReference w:type="default" r:id="rId31"/>
+      <w:footerReference w:type="default" r:id="rId32"/>
       <w:type w:val="continuous"/>
       <w:pgSz w:w="11906" w:h="16838"/>
       <w:pgMar w:top="1440" w:right="1080" w:bottom="1440" w:left="1080" w:header="708" w:footer="708" w:gutter="0"/>
@@ -54,16 +2117,6 @@
   <w:p>
     <w:pPr>
       <w:pStyle w:val="Footer"/>
-    </w:pPr>
-  </w:p>
-</w:ftr>
-</file>
-
-<file path=word/footer2.xml><?xml version="1.0" encoding="utf-8"?>
-<w:ftr xmlns:wpc="http://schemas.microsoft.com/office/word/2010/wordprocessingCanvas" xmlns:cx="http://schemas.microsoft.com/office/drawing/2014/chartex" xmlns:cx1="http://schemas.microsoft.com/office/drawing/2015/9/8/chartex" xmlns:cx2="http://schemas.microsoft.com/office/drawing/2015/10/21/chartex" xmlns:cx3="http://schemas.microsoft.com/office/drawing/2016/5/9/chartex" xmlns:cx4="http://schemas.microsoft.com/office/drawing/2016/5/10/chartex" xmlns:cx5="http://schemas.microsoft.com/office/drawing/2016/5/11/chartex" xmlns:cx6="http://schemas.microsoft.com/office/drawing/2016/5/12/chartex" xmlns:cx7="http://schemas.microsoft.com/office/drawing/2016/5/13/chartex" xmlns:cx8="http://schemas.microsoft.com/office/drawing/2016/5/14/chartex" xmlns:mc="http://schemas.openxmlformats.org/markup-compatibility/2006" xmlns:aink="http://schemas.microsoft.com/office/drawing/2016/ink" xmlns:am3d="http://schemas.microsoft.com/office/drawing/2017/model3d" xmlns:o="urn:schemas-microsoft-com:office:office" xmlns:r="http://schemas.openxmlformats.org/officeDocument/2006/relationships" xmlns:m="http://schemas.openxmlformats.org/officeDocument/2006/math" xmlns:v="urn:schemas-microsoft-com:vml" xmlns:wp14="http://schemas.microsoft.com/office/word/2010/wordprocessingDrawing" xmlns:wp="http://schemas.openxmlformats.org/drawingml/2006/wordprocessingDrawing" xmlns:w10="urn:schemas-microsoft-com:office:word" xmlns:w="http://schemas.openxmlformats.org/wordprocessingml/2006/main" xmlns:w14="http://schemas.microsoft.com/office/word/2010/wordml" xmlns:w15="http://schemas.microsoft.com/office/word/2012/wordml" xmlns:w16cex="http://schemas.microsoft.com/office/word/2018/wordml/cex" xmlns:w16cid="http://schemas.microsoft.com/office/word/2016/wordml/cid" xmlns:w16="http://schemas.microsoft.com/office/word/2018/wordml" xmlns:w16sdtdh="http://schemas.microsoft.com/office/word/2020/wordml/sdtdatahash" xmlns:w16se="http://schemas.microsoft.com/office/word/2015/wordml/symex" xmlns:wpg="http://schemas.microsoft.com/office/word/2010/wordprocessingGroup" xmlns:wpi="http://schemas.microsoft.com/office/word/2010/wordprocessingInk" xmlns:wne="http://schemas.microsoft.com/office/word/2006/wordml" xmlns:wps="http://schemas.microsoft.com/office/word/2010/wordprocessingShape" mc:Ignorable="w14 w15 w16se w16cid w16 w16cex w16sdtdh wp14">
-  <w:p>
-    <w:pPr>
-      <w:pStyle w:val="Footer"/>
       <w:pBdr>
         <w:top w:val="single" w:sz="4" w:space="8" w:color="4472C4" w:themeColor="accent1"/>
       </w:pBdr>
@@ -135,7 +2188,21 @@
         <w:noProof/>
         <w:color w:val="000000" w:themeColor="text1"/>
       </w:rPr>
-      <w:t xml:space="preserve">        </w:t>
+      <w:t xml:space="preserve"> </w:t>
+    </w:r>
+    <w:r>
+      <w:rPr>
+        <w:noProof/>
+        <w:color w:val="000000" w:themeColor="text1"/>
+      </w:rPr>
+      <w:t xml:space="preserve"> </w:t>
+    </w:r>
+    <w:r>
+      <w:rPr>
+        <w:noProof/>
+        <w:color w:val="000000" w:themeColor="text1"/>
+      </w:rPr>
+      <w:t xml:space="preserve">     </w:t>
     </w:r>
     <w:r>
       <w:rPr>
@@ -149,7 +2216,7 @@
         <w:noProof/>
         <w:color w:val="000000" w:themeColor="text1"/>
       </w:rPr>
-      <w:t xml:space="preserve">                                                                                                                                 </w:t>
+      <w:t xml:space="preserve">                                                                                                                                </w:t>
     </w:r>
     <w:r>
       <w:rPr>
@@ -193,16 +2260,6 @@
       <w:rPr>
         <w:color w:val="000000" w:themeColor="text1"/>
       </w:rPr>
-    </w:pPr>
-  </w:p>
-</w:ftr>
-</file>
-
-<file path=word/footer3.xml><?xml version="1.0" encoding="utf-8"?>
-<w:ftr xmlns:wpc="http://schemas.microsoft.com/office/word/2010/wordprocessingCanvas" xmlns:cx="http://schemas.microsoft.com/office/drawing/2014/chartex" xmlns:cx1="http://schemas.microsoft.com/office/drawing/2015/9/8/chartex" xmlns:cx2="http://schemas.microsoft.com/office/drawing/2015/10/21/chartex" xmlns:cx3="http://schemas.microsoft.com/office/drawing/2016/5/9/chartex" xmlns:cx4="http://schemas.microsoft.com/office/drawing/2016/5/10/chartex" xmlns:cx5="http://schemas.microsoft.com/office/drawing/2016/5/11/chartex" xmlns:cx6="http://schemas.microsoft.com/office/drawing/2016/5/12/chartex" xmlns:cx7="http://schemas.microsoft.com/office/drawing/2016/5/13/chartex" xmlns:cx8="http://schemas.microsoft.com/office/drawing/2016/5/14/chartex" xmlns:mc="http://schemas.openxmlformats.org/markup-compatibility/2006" xmlns:aink="http://schemas.microsoft.com/office/drawing/2016/ink" xmlns:am3d="http://schemas.microsoft.com/office/drawing/2017/model3d" xmlns:o="urn:schemas-microsoft-com:office:office" xmlns:r="http://schemas.openxmlformats.org/officeDocument/2006/relationships" xmlns:m="http://schemas.openxmlformats.org/officeDocument/2006/math" xmlns:v="urn:schemas-microsoft-com:vml" xmlns:wp14="http://schemas.microsoft.com/office/word/2010/wordprocessingDrawing" xmlns:wp="http://schemas.openxmlformats.org/drawingml/2006/wordprocessingDrawing" xmlns:w10="urn:schemas-microsoft-com:office:word" xmlns:w="http://schemas.openxmlformats.org/wordprocessingml/2006/main" xmlns:w14="http://schemas.microsoft.com/office/word/2010/wordml" xmlns:w15="http://schemas.microsoft.com/office/word/2012/wordml" xmlns:w16cex="http://schemas.microsoft.com/office/word/2018/wordml/cex" xmlns:w16cid="http://schemas.microsoft.com/office/word/2016/wordml/cid" xmlns:w16="http://schemas.microsoft.com/office/word/2018/wordml" xmlns:w16sdtdh="http://schemas.microsoft.com/office/word/2020/wordml/sdtdatahash" xmlns:w16se="http://schemas.microsoft.com/office/word/2015/wordml/symex" xmlns:wpg="http://schemas.microsoft.com/office/word/2010/wordprocessingGroup" xmlns:wpi="http://schemas.microsoft.com/office/word/2010/wordprocessingInk" xmlns:wne="http://schemas.microsoft.com/office/word/2006/wordml" xmlns:wps="http://schemas.microsoft.com/office/word/2010/wordprocessingShape" mc:Ignorable="w14 w15 w16se w16cid w16 w16cex w16sdtdh wp14">
-  <w:p>
-    <w:pPr>
-      <w:pStyle w:val="Footer"/>
     </w:pPr>
   </w:p>
 </w:ftr>
@@ -234,16 +2291,6 @@
 </file>
 
 <file path=word/header1.xml><?xml version="1.0" encoding="utf-8"?>
-<w:hdr xmlns:wpc="http://schemas.microsoft.com/office/word/2010/wordprocessingCanvas" xmlns:cx="http://schemas.microsoft.com/office/drawing/2014/chartex" xmlns:cx1="http://schemas.microsoft.com/office/drawing/2015/9/8/chartex" xmlns:cx2="http://schemas.microsoft.com/office/drawing/2015/10/21/chartex" xmlns:cx3="http://schemas.microsoft.com/office/drawing/2016/5/9/chartex" xmlns:cx4="http://schemas.microsoft.com/office/drawing/2016/5/10/chartex" xmlns:cx5="http://schemas.microsoft.com/office/drawing/2016/5/11/chartex" xmlns:cx6="http://schemas.microsoft.com/office/drawing/2016/5/12/chartex" xmlns:cx7="http://schemas.microsoft.com/office/drawing/2016/5/13/chartex" xmlns:cx8="http://schemas.microsoft.com/office/drawing/2016/5/14/chartex" xmlns:mc="http://schemas.openxmlformats.org/markup-compatibility/2006" xmlns:aink="http://schemas.microsoft.com/office/drawing/2016/ink" xmlns:am3d="http://schemas.microsoft.com/office/drawing/2017/model3d" xmlns:o="urn:schemas-microsoft-com:office:office" xmlns:r="http://schemas.openxmlformats.org/officeDocument/2006/relationships" xmlns:m="http://schemas.openxmlformats.org/officeDocument/2006/math" xmlns:v="urn:schemas-microsoft-com:vml" xmlns:wp14="http://schemas.microsoft.com/office/word/2010/wordprocessingDrawing" xmlns:wp="http://schemas.openxmlformats.org/drawingml/2006/wordprocessingDrawing" xmlns:w10="urn:schemas-microsoft-com:office:word" xmlns:w="http://schemas.openxmlformats.org/wordprocessingml/2006/main" xmlns:w14="http://schemas.microsoft.com/office/word/2010/wordml" xmlns:w15="http://schemas.microsoft.com/office/word/2012/wordml" xmlns:w16cex="http://schemas.microsoft.com/office/word/2018/wordml/cex" xmlns:w16cid="http://schemas.microsoft.com/office/word/2016/wordml/cid" xmlns:w16="http://schemas.microsoft.com/office/word/2018/wordml" xmlns:w16sdtdh="http://schemas.microsoft.com/office/word/2020/wordml/sdtdatahash" xmlns:w16se="http://schemas.microsoft.com/office/word/2015/wordml/symex" xmlns:wpg="http://schemas.microsoft.com/office/word/2010/wordprocessingGroup" xmlns:wpi="http://schemas.microsoft.com/office/word/2010/wordprocessingInk" xmlns:wne="http://schemas.microsoft.com/office/word/2006/wordml" xmlns:wps="http://schemas.microsoft.com/office/word/2010/wordprocessingShape" mc:Ignorable="w14 w15 w16se w16cid w16 w16cex w16sdtdh wp14">
-  <w:p>
-    <w:pPr>
-      <w:pStyle w:val="Header"/>
-    </w:pPr>
-  </w:p>
-</w:hdr>
-</file>
-
-<file path=word/header2.xml><?xml version="1.0" encoding="utf-8"?>
 <w:hdr xmlns:wpc="http://schemas.microsoft.com/office/word/2010/wordprocessingCanvas" xmlns:cx="http://schemas.microsoft.com/office/drawing/2014/chartex" xmlns:cx1="http://schemas.microsoft.com/office/drawing/2015/9/8/chartex" xmlns:cx2="http://schemas.microsoft.com/office/drawing/2015/10/21/chartex" xmlns:cx3="http://schemas.microsoft.com/office/drawing/2016/5/9/chartex" xmlns:cx4="http://schemas.microsoft.com/office/drawing/2016/5/10/chartex" xmlns:cx5="http://schemas.microsoft.com/office/drawing/2016/5/11/chartex" xmlns:cx6="http://schemas.microsoft.com/office/drawing/2016/5/12/chartex" xmlns:cx7="http://schemas.microsoft.com/office/drawing/2016/5/13/chartex" xmlns:cx8="http://schemas.microsoft.com/office/drawing/2016/5/14/chartex" xmlns:mc="http://schemas.openxmlformats.org/markup-compatibility/2006" xmlns:aink="http://schemas.microsoft.com/office/drawing/2016/ink" xmlns:am3d="http://schemas.microsoft.com/office/drawing/2017/model3d" xmlns:o="urn:schemas-microsoft-com:office:office" xmlns:r="http://schemas.openxmlformats.org/officeDocument/2006/relationships" xmlns:m="http://schemas.openxmlformats.org/officeDocument/2006/math" xmlns:v="urn:schemas-microsoft-com:vml" xmlns:wp14="http://schemas.microsoft.com/office/word/2010/wordprocessingDrawing" xmlns:wp="http://schemas.openxmlformats.org/drawingml/2006/wordprocessingDrawing" xmlns:w10="urn:schemas-microsoft-com:office:word" xmlns:w="http://schemas.openxmlformats.org/wordprocessingml/2006/main" xmlns:w14="http://schemas.microsoft.com/office/word/2010/wordml" xmlns:w15="http://schemas.microsoft.com/office/word/2012/wordml" xmlns:w16cex="http://schemas.microsoft.com/office/word/2018/wordml/cex" xmlns:w16cid="http://schemas.microsoft.com/office/word/2016/wordml/cid" xmlns:w16="http://schemas.microsoft.com/office/word/2018/wordml" xmlns:w16sdtdh="http://schemas.microsoft.com/office/word/2020/wordml/sdtdatahash" xmlns:w16se="http://schemas.microsoft.com/office/word/2015/wordml/symex" xmlns:wpg="http://schemas.microsoft.com/office/word/2010/wordprocessingGroup" xmlns:wpi="http://schemas.microsoft.com/office/word/2010/wordprocessingInk" xmlns:wne="http://schemas.microsoft.com/office/word/2006/wordml" xmlns:wps="http://schemas.microsoft.com/office/word/2010/wordprocessingShape" mc:Ignorable="w14 w15 w16se w16cid w16 w16cex w16sdtdh wp14">
   <w:p>
     <w:pPr>
@@ -273,19 +2320,11 @@
       </w:sdtPr>
       <w:sdtEndPr/>
       <w:sdtContent>
-        <w:proofErr w:type="spellStart"/>
         <w:r>
           <w:rPr>
             <w:color w:val="000000" w:themeColor="text1"/>
           </w:rPr>
-          <w:t>Abdur</w:t>
-        </w:r>
-        <w:proofErr w:type="spellEnd"/>
-        <w:r>
-          <w:rPr>
-            <w:color w:val="000000" w:themeColor="text1"/>
-          </w:rPr>
-          <w:t xml:space="preserve"> R. Qureshi</w:t>
+          <w:t>Abdur R. Qureshi</w:t>
         </w:r>
       </w:sdtContent>
     </w:sdt>
@@ -310,16 +2349,6 @@
       <w:rPr>
         <w:color w:val="000000" w:themeColor="text1"/>
       </w:rPr>
-    </w:pPr>
-  </w:p>
-</w:hdr>
-</file>
-
-<file path=word/header3.xml><?xml version="1.0" encoding="utf-8"?>
-<w:hdr xmlns:wpc="http://schemas.microsoft.com/office/word/2010/wordprocessingCanvas" xmlns:cx="http://schemas.microsoft.com/office/drawing/2014/chartex" xmlns:cx1="http://schemas.microsoft.com/office/drawing/2015/9/8/chartex" xmlns:cx2="http://schemas.microsoft.com/office/drawing/2015/10/21/chartex" xmlns:cx3="http://schemas.microsoft.com/office/drawing/2016/5/9/chartex" xmlns:cx4="http://schemas.microsoft.com/office/drawing/2016/5/10/chartex" xmlns:cx5="http://schemas.microsoft.com/office/drawing/2016/5/11/chartex" xmlns:cx6="http://schemas.microsoft.com/office/drawing/2016/5/12/chartex" xmlns:cx7="http://schemas.microsoft.com/office/drawing/2016/5/13/chartex" xmlns:cx8="http://schemas.microsoft.com/office/drawing/2016/5/14/chartex" xmlns:mc="http://schemas.openxmlformats.org/markup-compatibility/2006" xmlns:aink="http://schemas.microsoft.com/office/drawing/2016/ink" xmlns:am3d="http://schemas.microsoft.com/office/drawing/2017/model3d" xmlns:o="urn:schemas-microsoft-com:office:office" xmlns:r="http://schemas.openxmlformats.org/officeDocument/2006/relationships" xmlns:m="http://schemas.openxmlformats.org/officeDocument/2006/math" xmlns:v="urn:schemas-microsoft-com:vml" xmlns:wp14="http://schemas.microsoft.com/office/word/2010/wordprocessingDrawing" xmlns:wp="http://schemas.openxmlformats.org/drawingml/2006/wordprocessingDrawing" xmlns:w10="urn:schemas-microsoft-com:office:word" xmlns:w="http://schemas.openxmlformats.org/wordprocessingml/2006/main" xmlns:w14="http://schemas.microsoft.com/office/word/2010/wordml" xmlns:w15="http://schemas.microsoft.com/office/word/2012/wordml" xmlns:w16cex="http://schemas.microsoft.com/office/word/2018/wordml/cex" xmlns:w16cid="http://schemas.microsoft.com/office/word/2016/wordml/cid" xmlns:w16="http://schemas.microsoft.com/office/word/2018/wordml" xmlns:w16sdtdh="http://schemas.microsoft.com/office/word/2020/wordml/sdtdatahash" xmlns:w16se="http://schemas.microsoft.com/office/word/2015/wordml/symex" xmlns:wpg="http://schemas.microsoft.com/office/word/2010/wordprocessingGroup" xmlns:wpi="http://schemas.microsoft.com/office/word/2010/wordprocessingInk" xmlns:wne="http://schemas.microsoft.com/office/word/2006/wordml" xmlns:wps="http://schemas.microsoft.com/office/word/2010/wordprocessingShape" mc:Ignorable="w14 w15 w16se w16cid w16 w16cex w16sdtdh wp14">
-  <w:p>
-    <w:pPr>
-      <w:pStyle w:val="Header"/>
     </w:pPr>
   </w:p>
 </w:hdr>
@@ -477,6 +2506,304 @@
     </w:lvl>
   </w:abstractNum>
   <w:abstractNum w:abstractNumId="1" w15:restartNumberingAfterBreak="0">
+    <w:nsid w:val="19D71005"/>
+    <w:multiLevelType w:val="multilevel"/>
+    <w:tmpl w:val="84FA0230"/>
+    <w:lvl w:ilvl="0">
+      <w:start w:val="1"/>
+      <w:numFmt w:val="bullet"/>
+      <w:lvlText w:val=""/>
+      <w:lvlJc w:val="left"/>
+      <w:pPr>
+        <w:tabs>
+          <w:tab w:val="num" w:pos="720"/>
+        </w:tabs>
+        <w:ind w:left="720" w:hanging="360"/>
+      </w:pPr>
+      <w:rPr>
+        <w:rFonts w:ascii="Symbol" w:hAnsi="Symbol" w:hint="default"/>
+        <w:sz w:val="20"/>
+      </w:rPr>
+    </w:lvl>
+    <w:lvl w:ilvl="1" w:tentative="1">
+      <w:start w:val="1"/>
+      <w:numFmt w:val="bullet"/>
+      <w:lvlText w:val="o"/>
+      <w:lvlJc w:val="left"/>
+      <w:pPr>
+        <w:tabs>
+          <w:tab w:val="num" w:pos="1440"/>
+        </w:tabs>
+        <w:ind w:left="1440" w:hanging="360"/>
+      </w:pPr>
+      <w:rPr>
+        <w:rFonts w:ascii="Courier New" w:hAnsi="Courier New" w:hint="default"/>
+        <w:sz w:val="20"/>
+      </w:rPr>
+    </w:lvl>
+    <w:lvl w:ilvl="2" w:tentative="1">
+      <w:start w:val="1"/>
+      <w:numFmt w:val="bullet"/>
+      <w:lvlText w:val=""/>
+      <w:lvlJc w:val="left"/>
+      <w:pPr>
+        <w:tabs>
+          <w:tab w:val="num" w:pos="2160"/>
+        </w:tabs>
+        <w:ind w:left="2160" w:hanging="360"/>
+      </w:pPr>
+      <w:rPr>
+        <w:rFonts w:ascii="Wingdings" w:hAnsi="Wingdings" w:hint="default"/>
+        <w:sz w:val="20"/>
+      </w:rPr>
+    </w:lvl>
+    <w:lvl w:ilvl="3" w:tentative="1">
+      <w:start w:val="1"/>
+      <w:numFmt w:val="bullet"/>
+      <w:lvlText w:val=""/>
+      <w:lvlJc w:val="left"/>
+      <w:pPr>
+        <w:tabs>
+          <w:tab w:val="num" w:pos="2880"/>
+        </w:tabs>
+        <w:ind w:left="2880" w:hanging="360"/>
+      </w:pPr>
+      <w:rPr>
+        <w:rFonts w:ascii="Wingdings" w:hAnsi="Wingdings" w:hint="default"/>
+        <w:sz w:val="20"/>
+      </w:rPr>
+    </w:lvl>
+    <w:lvl w:ilvl="4" w:tentative="1">
+      <w:start w:val="1"/>
+      <w:numFmt w:val="bullet"/>
+      <w:lvlText w:val=""/>
+      <w:lvlJc w:val="left"/>
+      <w:pPr>
+        <w:tabs>
+          <w:tab w:val="num" w:pos="3600"/>
+        </w:tabs>
+        <w:ind w:left="3600" w:hanging="360"/>
+      </w:pPr>
+      <w:rPr>
+        <w:rFonts w:ascii="Wingdings" w:hAnsi="Wingdings" w:hint="default"/>
+        <w:sz w:val="20"/>
+      </w:rPr>
+    </w:lvl>
+    <w:lvl w:ilvl="5" w:tentative="1">
+      <w:start w:val="1"/>
+      <w:numFmt w:val="bullet"/>
+      <w:lvlText w:val=""/>
+      <w:lvlJc w:val="left"/>
+      <w:pPr>
+        <w:tabs>
+          <w:tab w:val="num" w:pos="4320"/>
+        </w:tabs>
+        <w:ind w:left="4320" w:hanging="360"/>
+      </w:pPr>
+      <w:rPr>
+        <w:rFonts w:ascii="Wingdings" w:hAnsi="Wingdings" w:hint="default"/>
+        <w:sz w:val="20"/>
+      </w:rPr>
+    </w:lvl>
+    <w:lvl w:ilvl="6" w:tentative="1">
+      <w:start w:val="1"/>
+      <w:numFmt w:val="bullet"/>
+      <w:lvlText w:val=""/>
+      <w:lvlJc w:val="left"/>
+      <w:pPr>
+        <w:tabs>
+          <w:tab w:val="num" w:pos="5040"/>
+        </w:tabs>
+        <w:ind w:left="5040" w:hanging="360"/>
+      </w:pPr>
+      <w:rPr>
+        <w:rFonts w:ascii="Wingdings" w:hAnsi="Wingdings" w:hint="default"/>
+        <w:sz w:val="20"/>
+      </w:rPr>
+    </w:lvl>
+    <w:lvl w:ilvl="7" w:tentative="1">
+      <w:start w:val="1"/>
+      <w:numFmt w:val="bullet"/>
+      <w:lvlText w:val=""/>
+      <w:lvlJc w:val="left"/>
+      <w:pPr>
+        <w:tabs>
+          <w:tab w:val="num" w:pos="5760"/>
+        </w:tabs>
+        <w:ind w:left="5760" w:hanging="360"/>
+      </w:pPr>
+      <w:rPr>
+        <w:rFonts w:ascii="Wingdings" w:hAnsi="Wingdings" w:hint="default"/>
+        <w:sz w:val="20"/>
+      </w:rPr>
+    </w:lvl>
+    <w:lvl w:ilvl="8" w:tentative="1">
+      <w:start w:val="1"/>
+      <w:numFmt w:val="bullet"/>
+      <w:lvlText w:val=""/>
+      <w:lvlJc w:val="left"/>
+      <w:pPr>
+        <w:tabs>
+          <w:tab w:val="num" w:pos="6480"/>
+        </w:tabs>
+        <w:ind w:left="6480" w:hanging="360"/>
+      </w:pPr>
+      <w:rPr>
+        <w:rFonts w:ascii="Wingdings" w:hAnsi="Wingdings" w:hint="default"/>
+        <w:sz w:val="20"/>
+      </w:rPr>
+    </w:lvl>
+  </w:abstractNum>
+  <w:abstractNum w:abstractNumId="2" w15:restartNumberingAfterBreak="0">
+    <w:nsid w:val="22443666"/>
+    <w:multiLevelType w:val="multilevel"/>
+    <w:tmpl w:val="516275A8"/>
+    <w:lvl w:ilvl="0">
+      <w:start w:val="1"/>
+      <w:numFmt w:val="bullet"/>
+      <w:lvlText w:val=""/>
+      <w:lvlJc w:val="left"/>
+      <w:pPr>
+        <w:tabs>
+          <w:tab w:val="num" w:pos="720"/>
+        </w:tabs>
+        <w:ind w:left="720" w:hanging="360"/>
+      </w:pPr>
+      <w:rPr>
+        <w:rFonts w:ascii="Symbol" w:hAnsi="Symbol" w:hint="default"/>
+        <w:sz w:val="20"/>
+      </w:rPr>
+    </w:lvl>
+    <w:lvl w:ilvl="1" w:tentative="1">
+      <w:start w:val="1"/>
+      <w:numFmt w:val="bullet"/>
+      <w:lvlText w:val="o"/>
+      <w:lvlJc w:val="left"/>
+      <w:pPr>
+        <w:tabs>
+          <w:tab w:val="num" w:pos="1440"/>
+        </w:tabs>
+        <w:ind w:left="1440" w:hanging="360"/>
+      </w:pPr>
+      <w:rPr>
+        <w:rFonts w:ascii="Courier New" w:hAnsi="Courier New" w:hint="default"/>
+        <w:sz w:val="20"/>
+      </w:rPr>
+    </w:lvl>
+    <w:lvl w:ilvl="2" w:tentative="1">
+      <w:start w:val="1"/>
+      <w:numFmt w:val="bullet"/>
+      <w:lvlText w:val=""/>
+      <w:lvlJc w:val="left"/>
+      <w:pPr>
+        <w:tabs>
+          <w:tab w:val="num" w:pos="2160"/>
+        </w:tabs>
+        <w:ind w:left="2160" w:hanging="360"/>
+      </w:pPr>
+      <w:rPr>
+        <w:rFonts w:ascii="Wingdings" w:hAnsi="Wingdings" w:hint="default"/>
+        <w:sz w:val="20"/>
+      </w:rPr>
+    </w:lvl>
+    <w:lvl w:ilvl="3" w:tentative="1">
+      <w:start w:val="1"/>
+      <w:numFmt w:val="bullet"/>
+      <w:lvlText w:val=""/>
+      <w:lvlJc w:val="left"/>
+      <w:pPr>
+        <w:tabs>
+          <w:tab w:val="num" w:pos="2880"/>
+        </w:tabs>
+        <w:ind w:left="2880" w:hanging="360"/>
+      </w:pPr>
+      <w:rPr>
+        <w:rFonts w:ascii="Wingdings" w:hAnsi="Wingdings" w:hint="default"/>
+        <w:sz w:val="20"/>
+      </w:rPr>
+    </w:lvl>
+    <w:lvl w:ilvl="4" w:tentative="1">
+      <w:start w:val="1"/>
+      <w:numFmt w:val="bullet"/>
+      <w:lvlText w:val=""/>
+      <w:lvlJc w:val="left"/>
+      <w:pPr>
+        <w:tabs>
+          <w:tab w:val="num" w:pos="3600"/>
+        </w:tabs>
+        <w:ind w:left="3600" w:hanging="360"/>
+      </w:pPr>
+      <w:rPr>
+        <w:rFonts w:ascii="Wingdings" w:hAnsi="Wingdings" w:hint="default"/>
+        <w:sz w:val="20"/>
+      </w:rPr>
+    </w:lvl>
+    <w:lvl w:ilvl="5" w:tentative="1">
+      <w:start w:val="1"/>
+      <w:numFmt w:val="bullet"/>
+      <w:lvlText w:val=""/>
+      <w:lvlJc w:val="left"/>
+      <w:pPr>
+        <w:tabs>
+          <w:tab w:val="num" w:pos="4320"/>
+        </w:tabs>
+        <w:ind w:left="4320" w:hanging="360"/>
+      </w:pPr>
+      <w:rPr>
+        <w:rFonts w:ascii="Wingdings" w:hAnsi="Wingdings" w:hint="default"/>
+        <w:sz w:val="20"/>
+      </w:rPr>
+    </w:lvl>
+    <w:lvl w:ilvl="6" w:tentative="1">
+      <w:start w:val="1"/>
+      <w:numFmt w:val="bullet"/>
+      <w:lvlText w:val=""/>
+      <w:lvlJc w:val="left"/>
+      <w:pPr>
+        <w:tabs>
+          <w:tab w:val="num" w:pos="5040"/>
+        </w:tabs>
+        <w:ind w:left="5040" w:hanging="360"/>
+      </w:pPr>
+      <w:rPr>
+        <w:rFonts w:ascii="Wingdings" w:hAnsi="Wingdings" w:hint="default"/>
+        <w:sz w:val="20"/>
+      </w:rPr>
+    </w:lvl>
+    <w:lvl w:ilvl="7" w:tentative="1">
+      <w:start w:val="1"/>
+      <w:numFmt w:val="bullet"/>
+      <w:lvlText w:val=""/>
+      <w:lvlJc w:val="left"/>
+      <w:pPr>
+        <w:tabs>
+          <w:tab w:val="num" w:pos="5760"/>
+        </w:tabs>
+        <w:ind w:left="5760" w:hanging="360"/>
+      </w:pPr>
+      <w:rPr>
+        <w:rFonts w:ascii="Wingdings" w:hAnsi="Wingdings" w:hint="default"/>
+        <w:sz w:val="20"/>
+      </w:rPr>
+    </w:lvl>
+    <w:lvl w:ilvl="8" w:tentative="1">
+      <w:start w:val="1"/>
+      <w:numFmt w:val="bullet"/>
+      <w:lvlText w:val=""/>
+      <w:lvlJc w:val="left"/>
+      <w:pPr>
+        <w:tabs>
+          <w:tab w:val="num" w:pos="6480"/>
+        </w:tabs>
+        <w:ind w:left="6480" w:hanging="360"/>
+      </w:pPr>
+      <w:rPr>
+        <w:rFonts w:ascii="Wingdings" w:hAnsi="Wingdings" w:hint="default"/>
+        <w:sz w:val="20"/>
+      </w:rPr>
+    </w:lvl>
+  </w:abstractNum>
+  <w:abstractNum w:abstractNumId="3" w15:restartNumberingAfterBreak="0">
     <w:nsid w:val="25D16D04"/>
     <w:multiLevelType w:val="multilevel"/>
     <w:tmpl w:val="DF8699B0"/>
@@ -625,7 +2952,7 @@
       </w:rPr>
     </w:lvl>
   </w:abstractNum>
-  <w:abstractNum w:abstractNumId="2" w15:restartNumberingAfterBreak="0">
+  <w:abstractNum w:abstractNumId="4" w15:restartNumberingAfterBreak="0">
     <w:nsid w:val="29E864A1"/>
     <w:multiLevelType w:val="multilevel"/>
     <w:tmpl w:val="7FF8EEE4"/>
@@ -774,7 +3101,7 @@
       </w:rPr>
     </w:lvl>
   </w:abstractNum>
-  <w:abstractNum w:abstractNumId="3" w15:restartNumberingAfterBreak="0">
+  <w:abstractNum w:abstractNumId="5" w15:restartNumberingAfterBreak="0">
     <w:nsid w:val="39B4645F"/>
     <w:multiLevelType w:val="multilevel"/>
     <w:tmpl w:val="9392B702"/>
@@ -923,7 +3250,7 @@
       </w:rPr>
     </w:lvl>
   </w:abstractNum>
-  <w:abstractNum w:abstractNumId="4" w15:restartNumberingAfterBreak="0">
+  <w:abstractNum w:abstractNumId="6" w15:restartNumberingAfterBreak="0">
     <w:nsid w:val="404B346B"/>
     <w:multiLevelType w:val="hybridMultilevel"/>
     <w:tmpl w:val="57445392"/>
@@ -1009,7 +3336,7 @@
       </w:pPr>
     </w:lvl>
   </w:abstractNum>
-  <w:abstractNum w:abstractNumId="5" w15:restartNumberingAfterBreak="0">
+  <w:abstractNum w:abstractNumId="7" w15:restartNumberingAfterBreak="0">
     <w:nsid w:val="510C6DE5"/>
     <w:multiLevelType w:val="multilevel"/>
     <w:tmpl w:val="59022A86"/>
@@ -1158,7 +3485,7 @@
       </w:rPr>
     </w:lvl>
   </w:abstractNum>
-  <w:abstractNum w:abstractNumId="6" w15:restartNumberingAfterBreak="0">
+  <w:abstractNum w:abstractNumId="8" w15:restartNumberingAfterBreak="0">
     <w:nsid w:val="521A70B3"/>
     <w:multiLevelType w:val="multilevel"/>
     <w:tmpl w:val="A562543E"/>
@@ -1307,7 +3634,7 @@
       </w:rPr>
     </w:lvl>
   </w:abstractNum>
-  <w:abstractNum w:abstractNumId="7" w15:restartNumberingAfterBreak="0">
+  <w:abstractNum w:abstractNumId="9" w15:restartNumberingAfterBreak="0">
     <w:nsid w:val="5A7C13E6"/>
     <w:multiLevelType w:val="multilevel"/>
     <w:tmpl w:val="2B02532E"/>
@@ -1456,7 +3783,7 @@
       </w:rPr>
     </w:lvl>
   </w:abstractNum>
-  <w:abstractNum w:abstractNumId="8" w15:restartNumberingAfterBreak="0">
+  <w:abstractNum w:abstractNumId="10" w15:restartNumberingAfterBreak="0">
     <w:nsid w:val="64223227"/>
     <w:multiLevelType w:val="hybridMultilevel"/>
     <w:tmpl w:val="5A04A276"/>
@@ -1570,7 +3897,7 @@
       </w:rPr>
     </w:lvl>
   </w:abstractNum>
-  <w:abstractNum w:abstractNumId="9" w15:restartNumberingAfterBreak="0">
+  <w:abstractNum w:abstractNumId="11" w15:restartNumberingAfterBreak="0">
     <w:nsid w:val="65873A4F"/>
     <w:multiLevelType w:val="multilevel"/>
     <w:tmpl w:val="32A65C9A"/>
@@ -1719,7 +4046,7 @@
       </w:rPr>
     </w:lvl>
   </w:abstractNum>
-  <w:abstractNum w:abstractNumId="10" w15:restartNumberingAfterBreak="0">
+  <w:abstractNum w:abstractNumId="12" w15:restartNumberingAfterBreak="0">
     <w:nsid w:val="7AFC6145"/>
     <w:multiLevelType w:val="hybridMultilevel"/>
     <w:tmpl w:val="A09294AC"/>
@@ -1833,40 +4160,46 @@
     </w:lvl>
   </w:abstractNum>
   <w:num w:numId="1">
+    <w:abstractNumId w:val="10"/>
+  </w:num>
+  <w:num w:numId="2">
     <w:abstractNumId w:val="8"/>
   </w:num>
-  <w:num w:numId="2">
-    <w:abstractNumId w:val="6"/>
-  </w:num>
   <w:num w:numId="3">
-    <w:abstractNumId w:val="3"/>
+    <w:abstractNumId w:val="5"/>
   </w:num>
   <w:num w:numId="4">
     <w:abstractNumId w:val="0"/>
   </w:num>
   <w:num w:numId="5">
+    <w:abstractNumId w:val="11"/>
+  </w:num>
+  <w:num w:numId="6">
+    <w:abstractNumId w:val="4"/>
+  </w:num>
+  <w:num w:numId="7">
+    <w:abstractNumId w:val="3"/>
+  </w:num>
+  <w:num w:numId="8">
+    <w:abstractNumId w:val="7"/>
+  </w:num>
+  <w:num w:numId="9">
     <w:abstractNumId w:val="9"/>
   </w:num>
-  <w:num w:numId="6">
-    <w:abstractNumId w:val="2"/>
+  <w:num w:numId="10">
+    <w:abstractNumId w:val="10"/>
   </w:num>
-  <w:num w:numId="7">
+  <w:num w:numId="11">
+    <w:abstractNumId w:val="6"/>
+  </w:num>
+  <w:num w:numId="12">
+    <w:abstractNumId w:val="12"/>
+  </w:num>
+  <w:num w:numId="13">
     <w:abstractNumId w:val="1"/>
   </w:num>
-  <w:num w:numId="8">
-    <w:abstractNumId w:val="5"/>
-  </w:num>
-  <w:num w:numId="9">
-    <w:abstractNumId w:val="7"/>
-  </w:num>
-  <w:num w:numId="10">
-    <w:abstractNumId w:val="8"/>
-  </w:num>
-  <w:num w:numId="11">
-    <w:abstractNumId w:val="4"/>
-  </w:num>
-  <w:num w:numId="12">
-    <w:abstractNumId w:val="10"/>
+  <w:num w:numId="14">
+    <w:abstractNumId w:val="2"/>
   </w:num>
 </w:numbering>
 </file>
@@ -2935,6 +5268,25 @@
       <w:lang w:eastAsia="en-IN"/>
     </w:rPr>
   </w:style>
+  <w:style w:type="table" w:styleId="TableGrid">
+    <w:name w:val="Table Grid"/>
+    <w:basedOn w:val="TableNormal"/>
+    <w:uiPriority w:val="39"/>
+    <w:rsid w:val="007A2C69"/>
+    <w:pPr>
+      <w:spacing w:after="0" w:line="240" w:lineRule="auto"/>
+    </w:pPr>
+    <w:tblPr>
+      <w:tblBorders>
+        <w:top w:val="single" w:sz="4" w:space="0" w:color="auto"/>
+        <w:left w:val="single" w:sz="4" w:space="0" w:color="auto"/>
+        <w:bottom w:val="single" w:sz="4" w:space="0" w:color="auto"/>
+        <w:right w:val="single" w:sz="4" w:space="0" w:color="auto"/>
+        <w:insideH w:val="single" w:sz="4" w:space="0" w:color="auto"/>
+        <w:insideV w:val="single" w:sz="4" w:space="0" w:color="auto"/>
+      </w:tblBorders>
+    </w:tblPr>
+  </w:style>
 </w:styles>
 </file>
 
@@ -3084,6 +5436,7 @@
     <w:rsid w:val="003D3188"/>
     <w:rsid w:val="0048270A"/>
     <w:rsid w:val="004F7305"/>
+    <w:rsid w:val="005D17F5"/>
     <w:rsid w:val="00624FA6"/>
     <w:rsid w:val="006D2E04"/>
     <w:rsid w:val="008238CD"/>
